--- a/docs/evidencia_pruebas_unitarias.docx
+++ b/docs/evidencia_pruebas_unitarias.docx
@@ -50,7 +50,7 @@
           <w:sz w:val="21"/>
           <w:szCs w:val="21"/>
         </w:rPr>
-        <w:t xml:space="preserve">Certificado de Auditoria Tecnica, Matriz de Pruebas Unitarias (87/87) e Integracion (60/60)</w:t>
+        <w:t>Certificado de Auditoria Tecnica, Matriz de Pruebas Unitarias (126/126) e Integracion (81/81)</w:t>
       </w:r>
     </w:p>
     <w:p>
@@ -139,7 +139,7 @@
                 <w:sz w:val="20"/>
                 <w:szCs w:val="20"/>
               </w:rPr>
-              <w:t xml:space="preserve">Total Suites Unitarias: 6 aprobadas | Total Pruebas Unitarias: 87 aprobadas (0 fallidas) | Cobertura de Endpoints: 57/57 (100%).</w:t>
+              <w:t>Total Suites Unitarias: 7 aprobadas | Total Pruebas Unitarias: 126 aprobadas (0 fallidas) | Cobertura de Endpoints: 57/69 (83%).</w:t>
             </w:r>
           </w:p>
         </w:tc>

--- a/docs/evidencia_pruebas_unitarias.docx
+++ b/docs/evidencia_pruebas_unitarias.docx
@@ -50,7 +50,7 @@
           <w:sz w:val="21"/>
           <w:szCs w:val="21"/>
         </w:rPr>
-        <w:t>Certificado de Auditoria Tecnica, Matriz de Pruebas Unitarias (126/126) e Integracion (81/81)</w:t>
+        <w:t>Certificado de Auditoria Tecnica, Matriz de Pruebas Unitarias (138/138) e Integracion (81/81)</w:t>
       </w:r>
     </w:p>
     <w:p>
@@ -139,7 +139,7 @@
                 <w:sz w:val="20"/>
                 <w:szCs w:val="20"/>
               </w:rPr>
-              <w:t>Total Suites Unitarias: 7 aprobadas | Total Pruebas Unitarias: 126 aprobadas (0 fallidas) | Cobertura de Endpoints: 57/69 (83%).</w:t>
+              <w:t>Total Suites Unitarias: 7 aprobadas | Total Pruebas Unitarias: 138 aprobadas (0 fallidas) | Cobertura de Endpoints: 69/69 (100%).</w:t>
             </w:r>
           </w:p>
         </w:tc>
@@ -1239,7 +1239,7 @@
                 <w:sz w:val="17"/>
                 <w:szCs w:val="17"/>
               </w:rPr>
-              <w:t xml:space="preserve">8</w:t>
+              <w:t>15</w:t>
             </w:r>
           </w:p>
         </w:tc>
@@ -1266,7 +1266,7 @@
                 <w:sz w:val="17"/>
                 <w:szCs w:val="17"/>
               </w:rPr>
-              <w:t xml:space="preserve">Productos, estado, checkout, stock, vencimientos, devolucion</w:t>
+              <w:t>Productos, estado, checkout, stock, vencimientos, alta y edicion de productos, ajuste de conteo, mermas e historiales</w:t>
             </w:r>
           </w:p>
         </w:tc>
@@ -1628,6 +1628,117 @@
                 <w:szCs w:val="17"/>
               </w:rPr>
               <w:t xml:space="preserve">100% PASSED</w:t>
+            </w:r>
+          </w:p>
+        </w:tc>
+      </w:tr>
+      <w:tr>
+        <w:tc>
+          <w:tcPr>
+            <w:tcW w:type="pct" w:w="26%"/>
+            <w:tcMar>
+              <w:top w:type="dxa" w:w="90"/>
+              <w:left w:type="dxa" w:w="110"/>
+              <w:bottom w:type="dxa" w:w="90"/>
+              <w:right w:type="dxa" w:w="110"/>
+            </w:tcMar>
+          </w:tcPr>
+          <w:p>
+            <w:pPr>
+              <w:jc w:val="left"/>
+            </w:pPr>
+            <w:r>
+              <w:rPr>
+                <w:rFonts w:ascii="Calibri" w:cs="Calibri" w:eastAsia="Calibri" w:hAnsi="Calibri"/>
+                <w:b w:val="false"/>
+                <w:bCs w:val="false"/>
+                <w:color w:val="1E293B"/>
+                <w:sz w:val="17"/>
+                <w:szCs w:val="17"/>
+              </w:rPr>
+              <w:t>Autenticacion &amp; Personal</w:t>
+            </w:r>
+          </w:p>
+        </w:tc>
+        <w:tc>
+          <w:tcPr>
+            <w:tcW w:type="pct" w:w="14%"/>
+            <w:tcMar>
+              <w:top w:type="dxa" w:w="90"/>
+              <w:left w:type="dxa" w:w="110"/>
+              <w:bottom w:type="dxa" w:w="90"/>
+              <w:right w:type="dxa" w:w="110"/>
+            </w:tcMar>
+          </w:tcPr>
+          <w:p>
+            <w:pPr>
+              <w:jc w:val="left"/>
+            </w:pPr>
+            <w:r>
+              <w:rPr>
+                <w:rFonts w:ascii="Calibri" w:cs="Calibri" w:eastAsia="Calibri" w:hAnsi="Calibri"/>
+                <w:b w:val="false"/>
+                <w:bCs w:val="false"/>
+                <w:color w:val="1E293B"/>
+                <w:sz w:val="17"/>
+                <w:szCs w:val="17"/>
+              </w:rPr>
+              <w:t>5</w:t>
+            </w:r>
+          </w:p>
+        </w:tc>
+        <w:tc>
+          <w:tcPr>
+            <w:tcW w:type="pct" w:w="42%"/>
+            <w:tcMar>
+              <w:top w:type="dxa" w:w="90"/>
+              <w:left w:type="dxa" w:w="110"/>
+              <w:bottom w:type="dxa" w:w="90"/>
+              <w:right w:type="dxa" w:w="110"/>
+            </w:tcMar>
+          </w:tcPr>
+          <w:p>
+            <w:pPr>
+              <w:jc w:val="left"/>
+            </w:pPr>
+            <w:r>
+              <w:rPr>
+                <w:rFonts w:ascii="Calibri" w:cs="Calibri" w:eastAsia="Calibri" w:hAnsi="Calibri"/>
+                <w:b w:val="false"/>
+                <w:bCs w:val="false"/>
+                <w:color w:val="1E293B"/>
+                <w:sz w:val="17"/>
+                <w:szCs w:val="17"/>
+              </w:rPr>
+              <w:t>Login JWT, sesion activa, nomina de personal, registro de cajeros y rotacion de clave</w:t>
+            </w:r>
+          </w:p>
+        </w:tc>
+        <w:tc>
+          <w:tcPr>
+            <w:tcW w:type="pct" w:w="18%"/>
+            <w:shd w:fill="DCFCE7" w:val="clear"/>
+            <w:tcMar>
+              <w:top w:type="dxa" w:w="90"/>
+              <w:left w:type="dxa" w:w="110"/>
+              <w:bottom w:type="dxa" w:w="90"/>
+              <w:right w:type="dxa" w:w="110"/>
+            </w:tcMar>
+          </w:tcPr>
+          <w:p>
+            <w:pPr>
+              <w:jc w:val="left"/>
+            </w:pPr>
+            <w:r>
+              <w:rPr>
+                <w:rFonts w:ascii="Calibri" w:cs="Calibri" w:eastAsia="Calibri" w:hAnsi="Calibri"/>
+                <w:b/>
+                <w:bCs/>
+                <w:color w:val="15803D"/>
+                <w:sz w:val="17"/>
+                <w:szCs w:val="17"/>
+              </w:rPr>
+              <w:t>100% PASSED</w:t>
             </w:r>
           </w:p>
         </w:tc>
@@ -1685,7 +1796,7 @@
                 <w:sz w:val="19"/>
                 <w:szCs w:val="19"/>
               </w:rPr>
-              <w:t xml:space="preserve">57</w:t>
+              <w:t>69</w:t>
             </w:r>
           </w:p>
         </w:tc>
@@ -1713,7 +1824,7 @@
                 <w:sz w:val="19"/>
                 <w:szCs w:val="19"/>
               </w:rPr>
-              <w:t xml:space="preserve">100% de los endpoints testeados en all_endpoints.unit.test.ts</w:t>
+              <w:t>100% de los endpoints testeados en all_endpoints.unit.test.ts</w:t>
             </w:r>
           </w:p>
         </w:tc>
@@ -1753,7 +1864,7 @@
         <w:spacing w:after="140" w:before="360"/>
       </w:pPr>
       <w:r>
-        <w:t xml:space="preserve">3. Detalle Individual de los 57 Endpoints Verificados</w:t>
+        <w:t>3. Detalle Individual de los 69 Endpoints Verificados</w:t>
       </w:r>
     </w:p>
     <w:p>
@@ -9797,6 +9908,1662 @@
           </w:p>
         </w:tc>
       </w:tr>
+      <w:tr>
+        <w:tc>
+          <w:tcPr>
+            <w:tcW w:type="pct" w:w="6%"/>
+            <w:tcMar>
+              <w:top w:type="dxa" w:w="90"/>
+              <w:left w:type="dxa" w:w="110"/>
+              <w:bottom w:type="dxa" w:w="90"/>
+              <w:right w:type="dxa" w:w="110"/>
+            </w:tcMar>
+          </w:tcPr>
+          <w:p>
+            <w:pPr>
+              <w:jc w:val="left"/>
+            </w:pPr>
+            <w:r>
+              <w:rPr>
+                <w:rFonts w:ascii="Calibri" w:cs="Calibri" w:eastAsia="Calibri" w:hAnsi="Calibri"/>
+                <w:b w:val="false"/>
+                <w:bCs w:val="false"/>
+                <w:color w:val="1E293B"/>
+                <w:sz w:val="17"/>
+                <w:szCs w:val="17"/>
+              </w:rPr>
+              <w:t>58</w:t>
+            </w:r>
+          </w:p>
+        </w:tc>
+        <w:tc>
+          <w:tcPr>
+            <w:tcW w:type="pct" w:w="12%"/>
+            <w:tcMar>
+              <w:top w:type="dxa" w:w="90"/>
+              <w:left w:type="dxa" w:w="110"/>
+              <w:bottom w:type="dxa" w:w="90"/>
+              <w:right w:type="dxa" w:w="110"/>
+            </w:tcMar>
+          </w:tcPr>
+          <w:p>
+            <w:pPr>
+              <w:jc w:val="left"/>
+            </w:pPr>
+            <w:r>
+              <w:rPr>
+                <w:rFonts w:ascii="Calibri" w:cs="Calibri" w:eastAsia="Calibri" w:hAnsi="Calibri"/>
+                <w:b w:val="false"/>
+                <w:bCs w:val="false"/>
+                <w:color w:val="1E293B"/>
+                <w:sz w:val="17"/>
+                <w:szCs w:val="17"/>
+              </w:rPr>
+              <w:t>POST</w:t>
+            </w:r>
+          </w:p>
+        </w:tc>
+        <w:tc>
+          <w:tcPr>
+            <w:tcW w:type="pct" w:w="42%"/>
+            <w:tcMar>
+              <w:top w:type="dxa" w:w="90"/>
+              <w:left w:type="dxa" w:w="110"/>
+              <w:bottom w:type="dxa" w:w="90"/>
+              <w:right w:type="dxa" w:w="110"/>
+            </w:tcMar>
+          </w:tcPr>
+          <w:p>
+            <w:pPr>
+              <w:jc w:val="left"/>
+            </w:pPr>
+            <w:r>
+              <w:rPr>
+                <w:rFonts w:ascii="Calibri" w:cs="Calibri" w:eastAsia="Calibri" w:hAnsi="Calibri"/>
+                <w:b w:val="false"/>
+                <w:bCs w:val="false"/>
+                <w:color w:val="1E293B"/>
+                <w:sz w:val="17"/>
+                <w:szCs w:val="17"/>
+              </w:rPr>
+              <w:t>/api/v1/pos/products</w:t>
+            </w:r>
+          </w:p>
+        </w:tc>
+        <w:tc>
+          <w:tcPr>
+            <w:tcW w:type="pct" w:w="18%"/>
+            <w:tcMar>
+              <w:top w:type="dxa" w:w="90"/>
+              <w:left w:type="dxa" w:w="110"/>
+              <w:bottom w:type="dxa" w:w="90"/>
+              <w:right w:type="dxa" w:w="110"/>
+            </w:tcMar>
+          </w:tcPr>
+          <w:p>
+            <w:pPr>
+              <w:jc w:val="left"/>
+            </w:pPr>
+            <w:r>
+              <w:rPr>
+                <w:rFonts w:ascii="Calibri" w:cs="Calibri" w:eastAsia="Calibri" w:hAnsi="Calibri"/>
+                <w:b w:val="false"/>
+                <w:bCs w:val="false"/>
+                <w:color w:val="1E293B"/>
+                <w:sz w:val="17"/>
+                <w:szCs w:val="17"/>
+              </w:rPr>
+              <w:t>201 Created</w:t>
+            </w:r>
+          </w:p>
+        </w:tc>
+        <w:tc>
+          <w:tcPr>
+            <w:tcW w:type="pct" w:w="22%"/>
+            <w:shd w:fill="DCFCE7" w:val="clear"/>
+            <w:tcMar>
+              <w:top w:type="dxa" w:w="90"/>
+              <w:left w:type="dxa" w:w="110"/>
+              <w:bottom w:type="dxa" w:w="90"/>
+              <w:right w:type="dxa" w:w="110"/>
+            </w:tcMar>
+          </w:tcPr>
+          <w:p>
+            <w:pPr>
+              <w:jc w:val="left"/>
+            </w:pPr>
+            <w:r>
+              <w:rPr>
+                <w:rFonts w:ascii="Calibri" w:cs="Calibri" w:eastAsia="Calibri" w:hAnsi="Calibri"/>
+                <w:b/>
+                <w:bCs/>
+                <w:color w:val="15803D"/>
+                <w:sz w:val="17"/>
+                <w:szCs w:val="17"/>
+              </w:rPr>
+              <w:t>PASSED</w:t>
+            </w:r>
+          </w:p>
+        </w:tc>
+      </w:tr>
+      <w:tr>
+        <w:tc>
+          <w:tcPr>
+            <w:tcW w:type="pct" w:w="6%"/>
+            <w:tcMar>
+              <w:top w:type="dxa" w:w="90"/>
+              <w:left w:type="dxa" w:w="110"/>
+              <w:bottom w:type="dxa" w:w="90"/>
+              <w:right w:type="dxa" w:w="110"/>
+            </w:tcMar>
+          </w:tcPr>
+          <w:p>
+            <w:pPr>
+              <w:jc w:val="left"/>
+            </w:pPr>
+            <w:r>
+              <w:rPr>
+                <w:rFonts w:ascii="Calibri" w:cs="Calibri" w:eastAsia="Calibri" w:hAnsi="Calibri"/>
+                <w:b w:val="false"/>
+                <w:bCs w:val="false"/>
+                <w:color w:val="1E293B"/>
+                <w:sz w:val="17"/>
+                <w:szCs w:val="17"/>
+              </w:rPr>
+              <w:t>59</w:t>
+            </w:r>
+          </w:p>
+        </w:tc>
+        <w:tc>
+          <w:tcPr>
+            <w:tcW w:type="pct" w:w="12%"/>
+            <w:tcMar>
+              <w:top w:type="dxa" w:w="90"/>
+              <w:left w:type="dxa" w:w="110"/>
+              <w:bottom w:type="dxa" w:w="90"/>
+              <w:right w:type="dxa" w:w="110"/>
+            </w:tcMar>
+          </w:tcPr>
+          <w:p>
+            <w:pPr>
+              <w:jc w:val="left"/>
+            </w:pPr>
+            <w:r>
+              <w:rPr>
+                <w:rFonts w:ascii="Calibri" w:cs="Calibri" w:eastAsia="Calibri" w:hAnsi="Calibri"/>
+                <w:b w:val="false"/>
+                <w:bCs w:val="false"/>
+                <w:color w:val="1E293B"/>
+                <w:sz w:val="17"/>
+                <w:szCs w:val="17"/>
+              </w:rPr>
+              <w:t>PUT</w:t>
+            </w:r>
+          </w:p>
+        </w:tc>
+        <w:tc>
+          <w:tcPr>
+            <w:tcW w:type="pct" w:w="42%"/>
+            <w:tcMar>
+              <w:top w:type="dxa" w:w="90"/>
+              <w:left w:type="dxa" w:w="110"/>
+              <w:bottom w:type="dxa" w:w="90"/>
+              <w:right w:type="dxa" w:w="110"/>
+            </w:tcMar>
+          </w:tcPr>
+          <w:p>
+            <w:pPr>
+              <w:jc w:val="left"/>
+            </w:pPr>
+            <w:r>
+              <w:rPr>
+                <w:rFonts w:ascii="Calibri" w:cs="Calibri" w:eastAsia="Calibri" w:hAnsi="Calibri"/>
+                <w:b w:val="false"/>
+                <w:bCs w:val="false"/>
+                <w:color w:val="1E293B"/>
+                <w:sz w:val="17"/>
+                <w:szCs w:val="17"/>
+              </w:rPr>
+              <w:t>/api/v1/pos/products/:id</w:t>
+            </w:r>
+          </w:p>
+        </w:tc>
+        <w:tc>
+          <w:tcPr>
+            <w:tcW w:type="pct" w:w="18%"/>
+            <w:tcMar>
+              <w:top w:type="dxa" w:w="90"/>
+              <w:left w:type="dxa" w:w="110"/>
+              <w:bottom w:type="dxa" w:w="90"/>
+              <w:right w:type="dxa" w:w="110"/>
+            </w:tcMar>
+          </w:tcPr>
+          <w:p>
+            <w:pPr>
+              <w:jc w:val="left"/>
+            </w:pPr>
+            <w:r>
+              <w:rPr>
+                <w:rFonts w:ascii="Calibri" w:cs="Calibri" w:eastAsia="Calibri" w:hAnsi="Calibri"/>
+                <w:b w:val="false"/>
+                <w:bCs w:val="false"/>
+                <w:color w:val="1E293B"/>
+                <w:sz w:val="17"/>
+                <w:szCs w:val="17"/>
+              </w:rPr>
+              <w:t>200 OK</w:t>
+            </w:r>
+          </w:p>
+        </w:tc>
+        <w:tc>
+          <w:tcPr>
+            <w:tcW w:type="pct" w:w="22%"/>
+            <w:shd w:fill="DCFCE7" w:val="clear"/>
+            <w:tcMar>
+              <w:top w:type="dxa" w:w="90"/>
+              <w:left w:type="dxa" w:w="110"/>
+              <w:bottom w:type="dxa" w:w="90"/>
+              <w:right w:type="dxa" w:w="110"/>
+            </w:tcMar>
+          </w:tcPr>
+          <w:p>
+            <w:pPr>
+              <w:jc w:val="left"/>
+            </w:pPr>
+            <w:r>
+              <w:rPr>
+                <w:rFonts w:ascii="Calibri" w:cs="Calibri" w:eastAsia="Calibri" w:hAnsi="Calibri"/>
+                <w:b/>
+                <w:bCs/>
+                <w:color w:val="15803D"/>
+                <w:sz w:val="17"/>
+                <w:szCs w:val="17"/>
+              </w:rPr>
+              <w:t>PASSED</w:t>
+            </w:r>
+          </w:p>
+        </w:tc>
+      </w:tr>
+      <w:tr>
+        <w:tc>
+          <w:tcPr>
+            <w:tcW w:type="pct" w:w="6%"/>
+            <w:tcMar>
+              <w:top w:type="dxa" w:w="90"/>
+              <w:left w:type="dxa" w:w="110"/>
+              <w:bottom w:type="dxa" w:w="90"/>
+              <w:right w:type="dxa" w:w="110"/>
+            </w:tcMar>
+          </w:tcPr>
+          <w:p>
+            <w:pPr>
+              <w:jc w:val="left"/>
+            </w:pPr>
+            <w:r>
+              <w:rPr>
+                <w:rFonts w:ascii="Calibri" w:cs="Calibri" w:eastAsia="Calibri" w:hAnsi="Calibri"/>
+                <w:b w:val="false"/>
+                <w:bCs w:val="false"/>
+                <w:color w:val="1E293B"/>
+                <w:sz w:val="17"/>
+                <w:szCs w:val="17"/>
+              </w:rPr>
+              <w:t>60</w:t>
+            </w:r>
+          </w:p>
+        </w:tc>
+        <w:tc>
+          <w:tcPr>
+            <w:tcW w:type="pct" w:w="12%"/>
+            <w:tcMar>
+              <w:top w:type="dxa" w:w="90"/>
+              <w:left w:type="dxa" w:w="110"/>
+              <w:bottom w:type="dxa" w:w="90"/>
+              <w:right w:type="dxa" w:w="110"/>
+            </w:tcMar>
+          </w:tcPr>
+          <w:p>
+            <w:pPr>
+              <w:jc w:val="left"/>
+            </w:pPr>
+            <w:r>
+              <w:rPr>
+                <w:rFonts w:ascii="Calibri" w:cs="Calibri" w:eastAsia="Calibri" w:hAnsi="Calibri"/>
+                <w:b w:val="false"/>
+                <w:bCs w:val="false"/>
+                <w:color w:val="1E293B"/>
+                <w:sz w:val="17"/>
+                <w:szCs w:val="17"/>
+              </w:rPr>
+              <w:t>PATCH</w:t>
+            </w:r>
+          </w:p>
+        </w:tc>
+        <w:tc>
+          <w:tcPr>
+            <w:tcW w:type="pct" w:w="42%"/>
+            <w:tcMar>
+              <w:top w:type="dxa" w:w="90"/>
+              <w:left w:type="dxa" w:w="110"/>
+              <w:bottom w:type="dxa" w:w="90"/>
+              <w:right w:type="dxa" w:w="110"/>
+            </w:tcMar>
+          </w:tcPr>
+          <w:p>
+            <w:pPr>
+              <w:jc w:val="left"/>
+            </w:pPr>
+            <w:r>
+              <w:rPr>
+                <w:rFonts w:ascii="Calibri" w:cs="Calibri" w:eastAsia="Calibri" w:hAnsi="Calibri"/>
+                <w:b w:val="false"/>
+                <w:bCs w:val="false"/>
+                <w:color w:val="1E293B"/>
+                <w:sz w:val="17"/>
+                <w:szCs w:val="17"/>
+              </w:rPr>
+              <w:t>/api/v1/pos/products/:id/stock</w:t>
+            </w:r>
+          </w:p>
+        </w:tc>
+        <w:tc>
+          <w:tcPr>
+            <w:tcW w:type="pct" w:w="18%"/>
+            <w:tcMar>
+              <w:top w:type="dxa" w:w="90"/>
+              <w:left w:type="dxa" w:w="110"/>
+              <w:bottom w:type="dxa" w:w="90"/>
+              <w:right w:type="dxa" w:w="110"/>
+            </w:tcMar>
+          </w:tcPr>
+          <w:p>
+            <w:pPr>
+              <w:jc w:val="left"/>
+            </w:pPr>
+            <w:r>
+              <w:rPr>
+                <w:rFonts w:ascii="Calibri" w:cs="Calibri" w:eastAsia="Calibri" w:hAnsi="Calibri"/>
+                <w:b w:val="false"/>
+                <w:bCs w:val="false"/>
+                <w:color w:val="1E293B"/>
+                <w:sz w:val="17"/>
+                <w:szCs w:val="17"/>
+              </w:rPr>
+              <w:t>200 OK</w:t>
+            </w:r>
+          </w:p>
+        </w:tc>
+        <w:tc>
+          <w:tcPr>
+            <w:tcW w:type="pct" w:w="22%"/>
+            <w:shd w:fill="DCFCE7" w:val="clear"/>
+            <w:tcMar>
+              <w:top w:type="dxa" w:w="90"/>
+              <w:left w:type="dxa" w:w="110"/>
+              <w:bottom w:type="dxa" w:w="90"/>
+              <w:right w:type="dxa" w:w="110"/>
+            </w:tcMar>
+          </w:tcPr>
+          <w:p>
+            <w:pPr>
+              <w:jc w:val="left"/>
+            </w:pPr>
+            <w:r>
+              <w:rPr>
+                <w:rFonts w:ascii="Calibri" w:cs="Calibri" w:eastAsia="Calibri" w:hAnsi="Calibri"/>
+                <w:b/>
+                <w:bCs/>
+                <w:color w:val="15803D"/>
+                <w:sz w:val="17"/>
+                <w:szCs w:val="17"/>
+              </w:rPr>
+              <w:t>PASSED</w:t>
+            </w:r>
+          </w:p>
+        </w:tc>
+      </w:tr>
+      <w:tr>
+        <w:tc>
+          <w:tcPr>
+            <w:tcW w:type="pct" w:w="6%"/>
+            <w:tcMar>
+              <w:top w:type="dxa" w:w="90"/>
+              <w:left w:type="dxa" w:w="110"/>
+              <w:bottom w:type="dxa" w:w="90"/>
+              <w:right w:type="dxa" w:w="110"/>
+            </w:tcMar>
+          </w:tcPr>
+          <w:p>
+            <w:pPr>
+              <w:jc w:val="left"/>
+            </w:pPr>
+            <w:r>
+              <w:rPr>
+                <w:rFonts w:ascii="Calibri" w:cs="Calibri" w:eastAsia="Calibri" w:hAnsi="Calibri"/>
+                <w:b w:val="false"/>
+                <w:bCs w:val="false"/>
+                <w:color w:val="1E293B"/>
+                <w:sz w:val="17"/>
+                <w:szCs w:val="17"/>
+              </w:rPr>
+              <w:t>61</w:t>
+            </w:r>
+          </w:p>
+        </w:tc>
+        <w:tc>
+          <w:tcPr>
+            <w:tcW w:type="pct" w:w="12%"/>
+            <w:tcMar>
+              <w:top w:type="dxa" w:w="90"/>
+              <w:left w:type="dxa" w:w="110"/>
+              <w:bottom w:type="dxa" w:w="90"/>
+              <w:right w:type="dxa" w:w="110"/>
+            </w:tcMar>
+          </w:tcPr>
+          <w:p>
+            <w:pPr>
+              <w:jc w:val="left"/>
+            </w:pPr>
+            <w:r>
+              <w:rPr>
+                <w:rFonts w:ascii="Calibri" w:cs="Calibri" w:eastAsia="Calibri" w:hAnsi="Calibri"/>
+                <w:b w:val="false"/>
+                <w:bCs w:val="false"/>
+                <w:color w:val="1E293B"/>
+                <w:sz w:val="17"/>
+                <w:szCs w:val="17"/>
+              </w:rPr>
+              <w:t>POST</w:t>
+            </w:r>
+          </w:p>
+        </w:tc>
+        <w:tc>
+          <w:tcPr>
+            <w:tcW w:type="pct" w:w="42%"/>
+            <w:tcMar>
+              <w:top w:type="dxa" w:w="90"/>
+              <w:left w:type="dxa" w:w="110"/>
+              <w:bottom w:type="dxa" w:w="90"/>
+              <w:right w:type="dxa" w:w="110"/>
+            </w:tcMar>
+          </w:tcPr>
+          <w:p>
+            <w:pPr>
+              <w:jc w:val="left"/>
+            </w:pPr>
+            <w:r>
+              <w:rPr>
+                <w:rFonts w:ascii="Calibri" w:cs="Calibri" w:eastAsia="Calibri" w:hAnsi="Calibri"/>
+                <w:b w:val="false"/>
+                <w:bCs w:val="false"/>
+                <w:color w:val="1E293B"/>
+                <w:sz w:val="17"/>
+                <w:szCs w:val="17"/>
+              </w:rPr>
+              <w:t>/api/v1/pos/mermas</w:t>
+            </w:r>
+          </w:p>
+        </w:tc>
+        <w:tc>
+          <w:tcPr>
+            <w:tcW w:type="pct" w:w="18%"/>
+            <w:tcMar>
+              <w:top w:type="dxa" w:w="90"/>
+              <w:left w:type="dxa" w:w="110"/>
+              <w:bottom w:type="dxa" w:w="90"/>
+              <w:right w:type="dxa" w:w="110"/>
+            </w:tcMar>
+          </w:tcPr>
+          <w:p>
+            <w:pPr>
+              <w:jc w:val="left"/>
+            </w:pPr>
+            <w:r>
+              <w:rPr>
+                <w:rFonts w:ascii="Calibri" w:cs="Calibri" w:eastAsia="Calibri" w:hAnsi="Calibri"/>
+                <w:b w:val="false"/>
+                <w:bCs w:val="false"/>
+                <w:color w:val="1E293B"/>
+                <w:sz w:val="17"/>
+                <w:szCs w:val="17"/>
+              </w:rPr>
+              <w:t>201 Created</w:t>
+            </w:r>
+          </w:p>
+        </w:tc>
+        <w:tc>
+          <w:tcPr>
+            <w:tcW w:type="pct" w:w="22%"/>
+            <w:shd w:fill="DCFCE7" w:val="clear"/>
+            <w:tcMar>
+              <w:top w:type="dxa" w:w="90"/>
+              <w:left w:type="dxa" w:w="110"/>
+              <w:bottom w:type="dxa" w:w="90"/>
+              <w:right w:type="dxa" w:w="110"/>
+            </w:tcMar>
+          </w:tcPr>
+          <w:p>
+            <w:pPr>
+              <w:jc w:val="left"/>
+            </w:pPr>
+            <w:r>
+              <w:rPr>
+                <w:rFonts w:ascii="Calibri" w:cs="Calibri" w:eastAsia="Calibri" w:hAnsi="Calibri"/>
+                <w:b/>
+                <w:bCs/>
+                <w:color w:val="15803D"/>
+                <w:sz w:val="17"/>
+                <w:szCs w:val="17"/>
+              </w:rPr>
+              <w:t>PASSED</w:t>
+            </w:r>
+          </w:p>
+        </w:tc>
+      </w:tr>
+      <w:tr>
+        <w:tc>
+          <w:tcPr>
+            <w:tcW w:type="pct" w:w="6%"/>
+            <w:tcMar>
+              <w:top w:type="dxa" w:w="90"/>
+              <w:left w:type="dxa" w:w="110"/>
+              <w:bottom w:type="dxa" w:w="90"/>
+              <w:right w:type="dxa" w:w="110"/>
+            </w:tcMar>
+          </w:tcPr>
+          <w:p>
+            <w:pPr>
+              <w:jc w:val="left"/>
+            </w:pPr>
+            <w:r>
+              <w:rPr>
+                <w:rFonts w:ascii="Calibri" w:cs="Calibri" w:eastAsia="Calibri" w:hAnsi="Calibri"/>
+                <w:b w:val="false"/>
+                <w:bCs w:val="false"/>
+                <w:color w:val="1E293B"/>
+                <w:sz w:val="17"/>
+                <w:szCs w:val="17"/>
+              </w:rPr>
+              <w:t>62</w:t>
+            </w:r>
+          </w:p>
+        </w:tc>
+        <w:tc>
+          <w:tcPr>
+            <w:tcW w:type="pct" w:w="12%"/>
+            <w:tcMar>
+              <w:top w:type="dxa" w:w="90"/>
+              <w:left w:type="dxa" w:w="110"/>
+              <w:bottom w:type="dxa" w:w="90"/>
+              <w:right w:type="dxa" w:w="110"/>
+            </w:tcMar>
+          </w:tcPr>
+          <w:p>
+            <w:pPr>
+              <w:jc w:val="left"/>
+            </w:pPr>
+            <w:r>
+              <w:rPr>
+                <w:rFonts w:ascii="Calibri" w:cs="Calibri" w:eastAsia="Calibri" w:hAnsi="Calibri"/>
+                <w:b w:val="false"/>
+                <w:bCs w:val="false"/>
+                <w:color w:val="1E293B"/>
+                <w:sz w:val="17"/>
+                <w:szCs w:val="17"/>
+              </w:rPr>
+              <w:t>GET</w:t>
+            </w:r>
+          </w:p>
+        </w:tc>
+        <w:tc>
+          <w:tcPr>
+            <w:tcW w:type="pct" w:w="42%"/>
+            <w:tcMar>
+              <w:top w:type="dxa" w:w="90"/>
+              <w:left w:type="dxa" w:w="110"/>
+              <w:bottom w:type="dxa" w:w="90"/>
+              <w:right w:type="dxa" w:w="110"/>
+            </w:tcMar>
+          </w:tcPr>
+          <w:p>
+            <w:pPr>
+              <w:jc w:val="left"/>
+            </w:pPr>
+            <w:r>
+              <w:rPr>
+                <w:rFonts w:ascii="Calibri" w:cs="Calibri" w:eastAsia="Calibri" w:hAnsi="Calibri"/>
+                <w:b w:val="false"/>
+                <w:bCs w:val="false"/>
+                <w:color w:val="1E293B"/>
+                <w:sz w:val="17"/>
+                <w:szCs w:val="17"/>
+              </w:rPr>
+              <w:t>/api/v1/pos/mermas</w:t>
+            </w:r>
+          </w:p>
+        </w:tc>
+        <w:tc>
+          <w:tcPr>
+            <w:tcW w:type="pct" w:w="18%"/>
+            <w:tcMar>
+              <w:top w:type="dxa" w:w="90"/>
+              <w:left w:type="dxa" w:w="110"/>
+              <w:bottom w:type="dxa" w:w="90"/>
+              <w:right w:type="dxa" w:w="110"/>
+            </w:tcMar>
+          </w:tcPr>
+          <w:p>
+            <w:pPr>
+              <w:jc w:val="left"/>
+            </w:pPr>
+            <w:r>
+              <w:rPr>
+                <w:rFonts w:ascii="Calibri" w:cs="Calibri" w:eastAsia="Calibri" w:hAnsi="Calibri"/>
+                <w:b w:val="false"/>
+                <w:bCs w:val="false"/>
+                <w:color w:val="1E293B"/>
+                <w:sz w:val="17"/>
+                <w:szCs w:val="17"/>
+              </w:rPr>
+              <w:t>200 OK</w:t>
+            </w:r>
+          </w:p>
+        </w:tc>
+        <w:tc>
+          <w:tcPr>
+            <w:tcW w:type="pct" w:w="22%"/>
+            <w:shd w:fill="DCFCE7" w:val="clear"/>
+            <w:tcMar>
+              <w:top w:type="dxa" w:w="90"/>
+              <w:left w:type="dxa" w:w="110"/>
+              <w:bottom w:type="dxa" w:w="90"/>
+              <w:right w:type="dxa" w:w="110"/>
+            </w:tcMar>
+          </w:tcPr>
+          <w:p>
+            <w:pPr>
+              <w:jc w:val="left"/>
+            </w:pPr>
+            <w:r>
+              <w:rPr>
+                <w:rFonts w:ascii="Calibri" w:cs="Calibri" w:eastAsia="Calibri" w:hAnsi="Calibri"/>
+                <w:b/>
+                <w:bCs/>
+                <w:color w:val="15803D"/>
+                <w:sz w:val="17"/>
+                <w:szCs w:val="17"/>
+              </w:rPr>
+              <w:t>PASSED</w:t>
+            </w:r>
+          </w:p>
+        </w:tc>
+      </w:tr>
+      <w:tr>
+        <w:tc>
+          <w:tcPr>
+            <w:tcW w:type="pct" w:w="6%"/>
+            <w:tcMar>
+              <w:top w:type="dxa" w:w="90"/>
+              <w:left w:type="dxa" w:w="110"/>
+              <w:bottom w:type="dxa" w:w="90"/>
+              <w:right w:type="dxa" w:w="110"/>
+            </w:tcMar>
+          </w:tcPr>
+          <w:p>
+            <w:pPr>
+              <w:jc w:val="left"/>
+            </w:pPr>
+            <w:r>
+              <w:rPr>
+                <w:rFonts w:ascii="Calibri" w:cs="Calibri" w:eastAsia="Calibri" w:hAnsi="Calibri"/>
+                <w:b w:val="false"/>
+                <w:bCs w:val="false"/>
+                <w:color w:val="1E293B"/>
+                <w:sz w:val="17"/>
+                <w:szCs w:val="17"/>
+              </w:rPr>
+              <w:t>63</w:t>
+            </w:r>
+          </w:p>
+        </w:tc>
+        <w:tc>
+          <w:tcPr>
+            <w:tcW w:type="pct" w:w="12%"/>
+            <w:tcMar>
+              <w:top w:type="dxa" w:w="90"/>
+              <w:left w:type="dxa" w:w="110"/>
+              <w:bottom w:type="dxa" w:w="90"/>
+              <w:right w:type="dxa" w:w="110"/>
+            </w:tcMar>
+          </w:tcPr>
+          <w:p>
+            <w:pPr>
+              <w:jc w:val="left"/>
+            </w:pPr>
+            <w:r>
+              <w:rPr>
+                <w:rFonts w:ascii="Calibri" w:cs="Calibri" w:eastAsia="Calibri" w:hAnsi="Calibri"/>
+                <w:b w:val="false"/>
+                <w:bCs w:val="false"/>
+                <w:color w:val="1E293B"/>
+                <w:sz w:val="17"/>
+                <w:szCs w:val="17"/>
+              </w:rPr>
+              <w:t>GET</w:t>
+            </w:r>
+          </w:p>
+        </w:tc>
+        <w:tc>
+          <w:tcPr>
+            <w:tcW w:type="pct" w:w="42%"/>
+            <w:tcMar>
+              <w:top w:type="dxa" w:w="90"/>
+              <w:left w:type="dxa" w:w="110"/>
+              <w:bottom w:type="dxa" w:w="90"/>
+              <w:right w:type="dxa" w:w="110"/>
+            </w:tcMar>
+          </w:tcPr>
+          <w:p>
+            <w:pPr>
+              <w:jc w:val="left"/>
+            </w:pPr>
+            <w:r>
+              <w:rPr>
+                <w:rFonts w:ascii="Calibri" w:cs="Calibri" w:eastAsia="Calibri" w:hAnsi="Calibri"/>
+                <w:b w:val="false"/>
+                <w:bCs w:val="false"/>
+                <w:color w:val="1E293B"/>
+                <w:sz w:val="17"/>
+                <w:szCs w:val="17"/>
+              </w:rPr>
+              <w:t>/api/v1/pos/stock-history</w:t>
+            </w:r>
+          </w:p>
+        </w:tc>
+        <w:tc>
+          <w:tcPr>
+            <w:tcW w:type="pct" w:w="18%"/>
+            <w:tcMar>
+              <w:top w:type="dxa" w:w="90"/>
+              <w:left w:type="dxa" w:w="110"/>
+              <w:bottom w:type="dxa" w:w="90"/>
+              <w:right w:type="dxa" w:w="110"/>
+            </w:tcMar>
+          </w:tcPr>
+          <w:p>
+            <w:pPr>
+              <w:jc w:val="left"/>
+            </w:pPr>
+            <w:r>
+              <w:rPr>
+                <w:rFonts w:ascii="Calibri" w:cs="Calibri" w:eastAsia="Calibri" w:hAnsi="Calibri"/>
+                <w:b w:val="false"/>
+                <w:bCs w:val="false"/>
+                <w:color w:val="1E293B"/>
+                <w:sz w:val="17"/>
+                <w:szCs w:val="17"/>
+              </w:rPr>
+              <w:t>200 OK</w:t>
+            </w:r>
+          </w:p>
+        </w:tc>
+        <w:tc>
+          <w:tcPr>
+            <w:tcW w:type="pct" w:w="22%"/>
+            <w:shd w:fill="DCFCE7" w:val="clear"/>
+            <w:tcMar>
+              <w:top w:type="dxa" w:w="90"/>
+              <w:left w:type="dxa" w:w="110"/>
+              <w:bottom w:type="dxa" w:w="90"/>
+              <w:right w:type="dxa" w:w="110"/>
+            </w:tcMar>
+          </w:tcPr>
+          <w:p>
+            <w:pPr>
+              <w:jc w:val="left"/>
+            </w:pPr>
+            <w:r>
+              <w:rPr>
+                <w:rFonts w:ascii="Calibri" w:cs="Calibri" w:eastAsia="Calibri" w:hAnsi="Calibri"/>
+                <w:b/>
+                <w:bCs/>
+                <w:color w:val="15803D"/>
+                <w:sz w:val="17"/>
+                <w:szCs w:val="17"/>
+              </w:rPr>
+              <w:t>PASSED</w:t>
+            </w:r>
+          </w:p>
+        </w:tc>
+      </w:tr>
+      <w:tr>
+        <w:tc>
+          <w:tcPr>
+            <w:tcW w:type="pct" w:w="6%"/>
+            <w:tcMar>
+              <w:top w:type="dxa" w:w="90"/>
+              <w:left w:type="dxa" w:w="110"/>
+              <w:bottom w:type="dxa" w:w="90"/>
+              <w:right w:type="dxa" w:w="110"/>
+            </w:tcMar>
+          </w:tcPr>
+          <w:p>
+            <w:pPr>
+              <w:jc w:val="left"/>
+            </w:pPr>
+            <w:r>
+              <w:rPr>
+                <w:rFonts w:ascii="Calibri" w:cs="Calibri" w:eastAsia="Calibri" w:hAnsi="Calibri"/>
+                <w:b w:val="false"/>
+                <w:bCs w:val="false"/>
+                <w:color w:val="1E293B"/>
+                <w:sz w:val="17"/>
+                <w:szCs w:val="17"/>
+              </w:rPr>
+              <w:t>64</w:t>
+            </w:r>
+          </w:p>
+        </w:tc>
+        <w:tc>
+          <w:tcPr>
+            <w:tcW w:type="pct" w:w="12%"/>
+            <w:tcMar>
+              <w:top w:type="dxa" w:w="90"/>
+              <w:left w:type="dxa" w:w="110"/>
+              <w:bottom w:type="dxa" w:w="90"/>
+              <w:right w:type="dxa" w:w="110"/>
+            </w:tcMar>
+          </w:tcPr>
+          <w:p>
+            <w:pPr>
+              <w:jc w:val="left"/>
+            </w:pPr>
+            <w:r>
+              <w:rPr>
+                <w:rFonts w:ascii="Calibri" w:cs="Calibri" w:eastAsia="Calibri" w:hAnsi="Calibri"/>
+                <w:b w:val="false"/>
+                <w:bCs w:val="false"/>
+                <w:color w:val="1E293B"/>
+                <w:sz w:val="17"/>
+                <w:szCs w:val="17"/>
+              </w:rPr>
+              <w:t>GET</w:t>
+            </w:r>
+          </w:p>
+        </w:tc>
+        <w:tc>
+          <w:tcPr>
+            <w:tcW w:type="pct" w:w="42%"/>
+            <w:tcMar>
+              <w:top w:type="dxa" w:w="90"/>
+              <w:left w:type="dxa" w:w="110"/>
+              <w:bottom w:type="dxa" w:w="90"/>
+              <w:right w:type="dxa" w:w="110"/>
+            </w:tcMar>
+          </w:tcPr>
+          <w:p>
+            <w:pPr>
+              <w:jc w:val="left"/>
+            </w:pPr>
+            <w:r>
+              <w:rPr>
+                <w:rFonts w:ascii="Calibri" w:cs="Calibri" w:eastAsia="Calibri" w:hAnsi="Calibri"/>
+                <w:b w:val="false"/>
+                <w:bCs w:val="false"/>
+                <w:color w:val="1E293B"/>
+                <w:sz w:val="17"/>
+                <w:szCs w:val="17"/>
+              </w:rPr>
+              <w:t>/api/v1/pos/products/:id/history</w:t>
+            </w:r>
+          </w:p>
+        </w:tc>
+        <w:tc>
+          <w:tcPr>
+            <w:tcW w:type="pct" w:w="18%"/>
+            <w:tcMar>
+              <w:top w:type="dxa" w:w="90"/>
+              <w:left w:type="dxa" w:w="110"/>
+              <w:bottom w:type="dxa" w:w="90"/>
+              <w:right w:type="dxa" w:w="110"/>
+            </w:tcMar>
+          </w:tcPr>
+          <w:p>
+            <w:pPr>
+              <w:jc w:val="left"/>
+            </w:pPr>
+            <w:r>
+              <w:rPr>
+                <w:rFonts w:ascii="Calibri" w:cs="Calibri" w:eastAsia="Calibri" w:hAnsi="Calibri"/>
+                <w:b w:val="false"/>
+                <w:bCs w:val="false"/>
+                <w:color w:val="1E293B"/>
+                <w:sz w:val="17"/>
+                <w:szCs w:val="17"/>
+              </w:rPr>
+              <w:t>200 OK</w:t>
+            </w:r>
+          </w:p>
+        </w:tc>
+        <w:tc>
+          <w:tcPr>
+            <w:tcW w:type="pct" w:w="22%"/>
+            <w:shd w:fill="DCFCE7" w:val="clear"/>
+            <w:tcMar>
+              <w:top w:type="dxa" w:w="90"/>
+              <w:left w:type="dxa" w:w="110"/>
+              <w:bottom w:type="dxa" w:w="90"/>
+              <w:right w:type="dxa" w:w="110"/>
+            </w:tcMar>
+          </w:tcPr>
+          <w:p>
+            <w:pPr>
+              <w:jc w:val="left"/>
+            </w:pPr>
+            <w:r>
+              <w:rPr>
+                <w:rFonts w:ascii="Calibri" w:cs="Calibri" w:eastAsia="Calibri" w:hAnsi="Calibri"/>
+                <w:b/>
+                <w:bCs/>
+                <w:color w:val="15803D"/>
+                <w:sz w:val="17"/>
+                <w:szCs w:val="17"/>
+              </w:rPr>
+              <w:t>PASSED</w:t>
+            </w:r>
+          </w:p>
+        </w:tc>
+      </w:tr>
+      <w:tr>
+        <w:tc>
+          <w:tcPr>
+            <w:tcW w:type="pct" w:w="6%"/>
+            <w:tcMar>
+              <w:top w:type="dxa" w:w="90"/>
+              <w:left w:type="dxa" w:w="110"/>
+              <w:bottom w:type="dxa" w:w="90"/>
+              <w:right w:type="dxa" w:w="110"/>
+            </w:tcMar>
+          </w:tcPr>
+          <w:p>
+            <w:pPr>
+              <w:jc w:val="left"/>
+            </w:pPr>
+            <w:r>
+              <w:rPr>
+                <w:rFonts w:ascii="Calibri" w:cs="Calibri" w:eastAsia="Calibri" w:hAnsi="Calibri"/>
+                <w:b w:val="false"/>
+                <w:bCs w:val="false"/>
+                <w:color w:val="1E293B"/>
+                <w:sz w:val="17"/>
+                <w:szCs w:val="17"/>
+              </w:rPr>
+              <w:t>65</w:t>
+            </w:r>
+          </w:p>
+        </w:tc>
+        <w:tc>
+          <w:tcPr>
+            <w:tcW w:type="pct" w:w="12%"/>
+            <w:tcMar>
+              <w:top w:type="dxa" w:w="90"/>
+              <w:left w:type="dxa" w:w="110"/>
+              <w:bottom w:type="dxa" w:w="90"/>
+              <w:right w:type="dxa" w:w="110"/>
+            </w:tcMar>
+          </w:tcPr>
+          <w:p>
+            <w:pPr>
+              <w:jc w:val="left"/>
+            </w:pPr>
+            <w:r>
+              <w:rPr>
+                <w:rFonts w:ascii="Calibri" w:cs="Calibri" w:eastAsia="Calibri" w:hAnsi="Calibri"/>
+                <w:b w:val="false"/>
+                <w:bCs w:val="false"/>
+                <w:color w:val="1E293B"/>
+                <w:sz w:val="17"/>
+                <w:szCs w:val="17"/>
+              </w:rPr>
+              <w:t>POST</w:t>
+            </w:r>
+          </w:p>
+        </w:tc>
+        <w:tc>
+          <w:tcPr>
+            <w:tcW w:type="pct" w:w="42%"/>
+            <w:tcMar>
+              <w:top w:type="dxa" w:w="90"/>
+              <w:left w:type="dxa" w:w="110"/>
+              <w:bottom w:type="dxa" w:w="90"/>
+              <w:right w:type="dxa" w:w="110"/>
+            </w:tcMar>
+          </w:tcPr>
+          <w:p>
+            <w:pPr>
+              <w:jc w:val="left"/>
+            </w:pPr>
+            <w:r>
+              <w:rPr>
+                <w:rFonts w:ascii="Calibri" w:cs="Calibri" w:eastAsia="Calibri" w:hAnsi="Calibri"/>
+                <w:b w:val="false"/>
+                <w:bCs w:val="false"/>
+                <w:color w:val="1E293B"/>
+                <w:sz w:val="17"/>
+                <w:szCs w:val="17"/>
+              </w:rPr>
+              <w:t>/api/v1/auth/login</w:t>
+            </w:r>
+          </w:p>
+        </w:tc>
+        <w:tc>
+          <w:tcPr>
+            <w:tcW w:type="pct" w:w="18%"/>
+            <w:tcMar>
+              <w:top w:type="dxa" w:w="90"/>
+              <w:left w:type="dxa" w:w="110"/>
+              <w:bottom w:type="dxa" w:w="90"/>
+              <w:right w:type="dxa" w:w="110"/>
+            </w:tcMar>
+          </w:tcPr>
+          <w:p>
+            <w:pPr>
+              <w:jc w:val="left"/>
+            </w:pPr>
+            <w:r>
+              <w:rPr>
+                <w:rFonts w:ascii="Calibri" w:cs="Calibri" w:eastAsia="Calibri" w:hAnsi="Calibri"/>
+                <w:b w:val="false"/>
+                <w:bCs w:val="false"/>
+                <w:color w:val="1E293B"/>
+                <w:sz w:val="17"/>
+                <w:szCs w:val="17"/>
+              </w:rPr>
+              <w:t>200 OK</w:t>
+            </w:r>
+          </w:p>
+        </w:tc>
+        <w:tc>
+          <w:tcPr>
+            <w:tcW w:type="pct" w:w="22%"/>
+            <w:shd w:fill="DCFCE7" w:val="clear"/>
+            <w:tcMar>
+              <w:top w:type="dxa" w:w="90"/>
+              <w:left w:type="dxa" w:w="110"/>
+              <w:bottom w:type="dxa" w:w="90"/>
+              <w:right w:type="dxa" w:w="110"/>
+            </w:tcMar>
+          </w:tcPr>
+          <w:p>
+            <w:pPr>
+              <w:jc w:val="left"/>
+            </w:pPr>
+            <w:r>
+              <w:rPr>
+                <w:rFonts w:ascii="Calibri" w:cs="Calibri" w:eastAsia="Calibri" w:hAnsi="Calibri"/>
+                <w:b/>
+                <w:bCs/>
+                <w:color w:val="15803D"/>
+                <w:sz w:val="17"/>
+                <w:szCs w:val="17"/>
+              </w:rPr>
+              <w:t>PASSED</w:t>
+            </w:r>
+          </w:p>
+        </w:tc>
+      </w:tr>
+      <w:tr>
+        <w:tc>
+          <w:tcPr>
+            <w:tcW w:type="pct" w:w="6%"/>
+            <w:tcMar>
+              <w:top w:type="dxa" w:w="90"/>
+              <w:left w:type="dxa" w:w="110"/>
+              <w:bottom w:type="dxa" w:w="90"/>
+              <w:right w:type="dxa" w:w="110"/>
+            </w:tcMar>
+          </w:tcPr>
+          <w:p>
+            <w:pPr>
+              <w:jc w:val="left"/>
+            </w:pPr>
+            <w:r>
+              <w:rPr>
+                <w:rFonts w:ascii="Calibri" w:cs="Calibri" w:eastAsia="Calibri" w:hAnsi="Calibri"/>
+                <w:b w:val="false"/>
+                <w:bCs w:val="false"/>
+                <w:color w:val="1E293B"/>
+                <w:sz w:val="17"/>
+                <w:szCs w:val="17"/>
+              </w:rPr>
+              <w:t>66</w:t>
+            </w:r>
+          </w:p>
+        </w:tc>
+        <w:tc>
+          <w:tcPr>
+            <w:tcW w:type="pct" w:w="12%"/>
+            <w:tcMar>
+              <w:top w:type="dxa" w:w="90"/>
+              <w:left w:type="dxa" w:w="110"/>
+              <w:bottom w:type="dxa" w:w="90"/>
+              <w:right w:type="dxa" w:w="110"/>
+            </w:tcMar>
+          </w:tcPr>
+          <w:p>
+            <w:pPr>
+              <w:jc w:val="left"/>
+            </w:pPr>
+            <w:r>
+              <w:rPr>
+                <w:rFonts w:ascii="Calibri" w:cs="Calibri" w:eastAsia="Calibri" w:hAnsi="Calibri"/>
+                <w:b w:val="false"/>
+                <w:bCs w:val="false"/>
+                <w:color w:val="1E293B"/>
+                <w:sz w:val="17"/>
+                <w:szCs w:val="17"/>
+              </w:rPr>
+              <w:t>GET</w:t>
+            </w:r>
+          </w:p>
+        </w:tc>
+        <w:tc>
+          <w:tcPr>
+            <w:tcW w:type="pct" w:w="42%"/>
+            <w:tcMar>
+              <w:top w:type="dxa" w:w="90"/>
+              <w:left w:type="dxa" w:w="110"/>
+              <w:bottom w:type="dxa" w:w="90"/>
+              <w:right w:type="dxa" w:w="110"/>
+            </w:tcMar>
+          </w:tcPr>
+          <w:p>
+            <w:pPr>
+              <w:jc w:val="left"/>
+            </w:pPr>
+            <w:r>
+              <w:rPr>
+                <w:rFonts w:ascii="Calibri" w:cs="Calibri" w:eastAsia="Calibri" w:hAnsi="Calibri"/>
+                <w:b w:val="false"/>
+                <w:bCs w:val="false"/>
+                <w:color w:val="1E293B"/>
+                <w:sz w:val="17"/>
+                <w:szCs w:val="17"/>
+              </w:rPr>
+              <w:t>/api/v1/auth/me</w:t>
+            </w:r>
+          </w:p>
+        </w:tc>
+        <w:tc>
+          <w:tcPr>
+            <w:tcW w:type="pct" w:w="18%"/>
+            <w:tcMar>
+              <w:top w:type="dxa" w:w="90"/>
+              <w:left w:type="dxa" w:w="110"/>
+              <w:bottom w:type="dxa" w:w="90"/>
+              <w:right w:type="dxa" w:w="110"/>
+            </w:tcMar>
+          </w:tcPr>
+          <w:p>
+            <w:pPr>
+              <w:jc w:val="left"/>
+            </w:pPr>
+            <w:r>
+              <w:rPr>
+                <w:rFonts w:ascii="Calibri" w:cs="Calibri" w:eastAsia="Calibri" w:hAnsi="Calibri"/>
+                <w:b w:val="false"/>
+                <w:bCs w:val="false"/>
+                <w:color w:val="1E293B"/>
+                <w:sz w:val="17"/>
+                <w:szCs w:val="17"/>
+              </w:rPr>
+              <w:t>200 OK</w:t>
+            </w:r>
+          </w:p>
+        </w:tc>
+        <w:tc>
+          <w:tcPr>
+            <w:tcW w:type="pct" w:w="22%"/>
+            <w:shd w:fill="DCFCE7" w:val="clear"/>
+            <w:tcMar>
+              <w:top w:type="dxa" w:w="90"/>
+              <w:left w:type="dxa" w:w="110"/>
+              <w:bottom w:type="dxa" w:w="90"/>
+              <w:right w:type="dxa" w:w="110"/>
+            </w:tcMar>
+          </w:tcPr>
+          <w:p>
+            <w:pPr>
+              <w:jc w:val="left"/>
+            </w:pPr>
+            <w:r>
+              <w:rPr>
+                <w:rFonts w:ascii="Calibri" w:cs="Calibri" w:eastAsia="Calibri" w:hAnsi="Calibri"/>
+                <w:b/>
+                <w:bCs/>
+                <w:color w:val="15803D"/>
+                <w:sz w:val="17"/>
+                <w:szCs w:val="17"/>
+              </w:rPr>
+              <w:t>PASSED</w:t>
+            </w:r>
+          </w:p>
+        </w:tc>
+      </w:tr>
+      <w:tr>
+        <w:tc>
+          <w:tcPr>
+            <w:tcW w:type="pct" w:w="6%"/>
+            <w:tcMar>
+              <w:top w:type="dxa" w:w="90"/>
+              <w:left w:type="dxa" w:w="110"/>
+              <w:bottom w:type="dxa" w:w="90"/>
+              <w:right w:type="dxa" w:w="110"/>
+            </w:tcMar>
+          </w:tcPr>
+          <w:p>
+            <w:pPr>
+              <w:jc w:val="left"/>
+            </w:pPr>
+            <w:r>
+              <w:rPr>
+                <w:rFonts w:ascii="Calibri" w:cs="Calibri" w:eastAsia="Calibri" w:hAnsi="Calibri"/>
+                <w:b w:val="false"/>
+                <w:bCs w:val="false"/>
+                <w:color w:val="1E293B"/>
+                <w:sz w:val="17"/>
+                <w:szCs w:val="17"/>
+              </w:rPr>
+              <w:t>67</w:t>
+            </w:r>
+          </w:p>
+        </w:tc>
+        <w:tc>
+          <w:tcPr>
+            <w:tcW w:type="pct" w:w="12%"/>
+            <w:tcMar>
+              <w:top w:type="dxa" w:w="90"/>
+              <w:left w:type="dxa" w:w="110"/>
+              <w:bottom w:type="dxa" w:w="90"/>
+              <w:right w:type="dxa" w:w="110"/>
+            </w:tcMar>
+          </w:tcPr>
+          <w:p>
+            <w:pPr>
+              <w:jc w:val="left"/>
+            </w:pPr>
+            <w:r>
+              <w:rPr>
+                <w:rFonts w:ascii="Calibri" w:cs="Calibri" w:eastAsia="Calibri" w:hAnsi="Calibri"/>
+                <w:b w:val="false"/>
+                <w:bCs w:val="false"/>
+                <w:color w:val="1E293B"/>
+                <w:sz w:val="17"/>
+                <w:szCs w:val="17"/>
+              </w:rPr>
+              <w:t>GET</w:t>
+            </w:r>
+          </w:p>
+        </w:tc>
+        <w:tc>
+          <w:tcPr>
+            <w:tcW w:type="pct" w:w="42%"/>
+            <w:tcMar>
+              <w:top w:type="dxa" w:w="90"/>
+              <w:left w:type="dxa" w:w="110"/>
+              <w:bottom w:type="dxa" w:w="90"/>
+              <w:right w:type="dxa" w:w="110"/>
+            </w:tcMar>
+          </w:tcPr>
+          <w:p>
+            <w:pPr>
+              <w:jc w:val="left"/>
+            </w:pPr>
+            <w:r>
+              <w:rPr>
+                <w:rFonts w:ascii="Calibri" w:cs="Calibri" w:eastAsia="Calibri" w:hAnsi="Calibri"/>
+                <w:b w:val="false"/>
+                <w:bCs w:val="false"/>
+                <w:color w:val="1E293B"/>
+                <w:sz w:val="17"/>
+                <w:szCs w:val="17"/>
+              </w:rPr>
+              <w:t>/api/v1/auth/users</w:t>
+            </w:r>
+          </w:p>
+        </w:tc>
+        <w:tc>
+          <w:tcPr>
+            <w:tcW w:type="pct" w:w="18%"/>
+            <w:tcMar>
+              <w:top w:type="dxa" w:w="90"/>
+              <w:left w:type="dxa" w:w="110"/>
+              <w:bottom w:type="dxa" w:w="90"/>
+              <w:right w:type="dxa" w:w="110"/>
+            </w:tcMar>
+          </w:tcPr>
+          <w:p>
+            <w:pPr>
+              <w:jc w:val="left"/>
+            </w:pPr>
+            <w:r>
+              <w:rPr>
+                <w:rFonts w:ascii="Calibri" w:cs="Calibri" w:eastAsia="Calibri" w:hAnsi="Calibri"/>
+                <w:b w:val="false"/>
+                <w:bCs w:val="false"/>
+                <w:color w:val="1E293B"/>
+                <w:sz w:val="17"/>
+                <w:szCs w:val="17"/>
+              </w:rPr>
+              <w:t>200 OK</w:t>
+            </w:r>
+          </w:p>
+        </w:tc>
+        <w:tc>
+          <w:tcPr>
+            <w:tcW w:type="pct" w:w="22%"/>
+            <w:shd w:fill="DCFCE7" w:val="clear"/>
+            <w:tcMar>
+              <w:top w:type="dxa" w:w="90"/>
+              <w:left w:type="dxa" w:w="110"/>
+              <w:bottom w:type="dxa" w:w="90"/>
+              <w:right w:type="dxa" w:w="110"/>
+            </w:tcMar>
+          </w:tcPr>
+          <w:p>
+            <w:pPr>
+              <w:jc w:val="left"/>
+            </w:pPr>
+            <w:r>
+              <w:rPr>
+                <w:rFonts w:ascii="Calibri" w:cs="Calibri" w:eastAsia="Calibri" w:hAnsi="Calibri"/>
+                <w:b/>
+                <w:bCs/>
+                <w:color w:val="15803D"/>
+                <w:sz w:val="17"/>
+                <w:szCs w:val="17"/>
+              </w:rPr>
+              <w:t>PASSED</w:t>
+            </w:r>
+          </w:p>
+        </w:tc>
+      </w:tr>
+      <w:tr>
+        <w:tc>
+          <w:tcPr>
+            <w:tcW w:type="pct" w:w="6%"/>
+            <w:tcMar>
+              <w:top w:type="dxa" w:w="90"/>
+              <w:left w:type="dxa" w:w="110"/>
+              <w:bottom w:type="dxa" w:w="90"/>
+              <w:right w:type="dxa" w:w="110"/>
+            </w:tcMar>
+          </w:tcPr>
+          <w:p>
+            <w:pPr>
+              <w:jc w:val="left"/>
+            </w:pPr>
+            <w:r>
+              <w:rPr>
+                <w:rFonts w:ascii="Calibri" w:cs="Calibri" w:eastAsia="Calibri" w:hAnsi="Calibri"/>
+                <w:b w:val="false"/>
+                <w:bCs w:val="false"/>
+                <w:color w:val="1E293B"/>
+                <w:sz w:val="17"/>
+                <w:szCs w:val="17"/>
+              </w:rPr>
+              <w:t>68</w:t>
+            </w:r>
+          </w:p>
+        </w:tc>
+        <w:tc>
+          <w:tcPr>
+            <w:tcW w:type="pct" w:w="12%"/>
+            <w:tcMar>
+              <w:top w:type="dxa" w:w="90"/>
+              <w:left w:type="dxa" w:w="110"/>
+              <w:bottom w:type="dxa" w:w="90"/>
+              <w:right w:type="dxa" w:w="110"/>
+            </w:tcMar>
+          </w:tcPr>
+          <w:p>
+            <w:pPr>
+              <w:jc w:val="left"/>
+            </w:pPr>
+            <w:r>
+              <w:rPr>
+                <w:rFonts w:ascii="Calibri" w:cs="Calibri" w:eastAsia="Calibri" w:hAnsi="Calibri"/>
+                <w:b w:val="false"/>
+                <w:bCs w:val="false"/>
+                <w:color w:val="1E293B"/>
+                <w:sz w:val="17"/>
+                <w:szCs w:val="17"/>
+              </w:rPr>
+              <w:t>POST</w:t>
+            </w:r>
+          </w:p>
+        </w:tc>
+        <w:tc>
+          <w:tcPr>
+            <w:tcW w:type="pct" w:w="42%"/>
+            <w:tcMar>
+              <w:top w:type="dxa" w:w="90"/>
+              <w:left w:type="dxa" w:w="110"/>
+              <w:bottom w:type="dxa" w:w="90"/>
+              <w:right w:type="dxa" w:w="110"/>
+            </w:tcMar>
+          </w:tcPr>
+          <w:p>
+            <w:pPr>
+              <w:jc w:val="left"/>
+            </w:pPr>
+            <w:r>
+              <w:rPr>
+                <w:rFonts w:ascii="Calibri" w:cs="Calibri" w:eastAsia="Calibri" w:hAnsi="Calibri"/>
+                <w:b w:val="false"/>
+                <w:bCs w:val="false"/>
+                <w:color w:val="1E293B"/>
+                <w:sz w:val="17"/>
+                <w:szCs w:val="17"/>
+              </w:rPr>
+              <w:t>/api/v1/auth/register</w:t>
+            </w:r>
+          </w:p>
+        </w:tc>
+        <w:tc>
+          <w:tcPr>
+            <w:tcW w:type="pct" w:w="18%"/>
+            <w:tcMar>
+              <w:top w:type="dxa" w:w="90"/>
+              <w:left w:type="dxa" w:w="110"/>
+              <w:bottom w:type="dxa" w:w="90"/>
+              <w:right w:type="dxa" w:w="110"/>
+            </w:tcMar>
+          </w:tcPr>
+          <w:p>
+            <w:pPr>
+              <w:jc w:val="left"/>
+            </w:pPr>
+            <w:r>
+              <w:rPr>
+                <w:rFonts w:ascii="Calibri" w:cs="Calibri" w:eastAsia="Calibri" w:hAnsi="Calibri"/>
+                <w:b w:val="false"/>
+                <w:bCs w:val="false"/>
+                <w:color w:val="1E293B"/>
+                <w:sz w:val="17"/>
+                <w:szCs w:val="17"/>
+              </w:rPr>
+              <w:t>201 Created</w:t>
+            </w:r>
+          </w:p>
+        </w:tc>
+        <w:tc>
+          <w:tcPr>
+            <w:tcW w:type="pct" w:w="22%"/>
+            <w:shd w:fill="DCFCE7" w:val="clear"/>
+            <w:tcMar>
+              <w:top w:type="dxa" w:w="90"/>
+              <w:left w:type="dxa" w:w="110"/>
+              <w:bottom w:type="dxa" w:w="90"/>
+              <w:right w:type="dxa" w:w="110"/>
+            </w:tcMar>
+          </w:tcPr>
+          <w:p>
+            <w:pPr>
+              <w:jc w:val="left"/>
+            </w:pPr>
+            <w:r>
+              <w:rPr>
+                <w:rFonts w:ascii="Calibri" w:cs="Calibri" w:eastAsia="Calibri" w:hAnsi="Calibri"/>
+                <w:b/>
+                <w:bCs/>
+                <w:color w:val="15803D"/>
+                <w:sz w:val="17"/>
+                <w:szCs w:val="17"/>
+              </w:rPr>
+              <w:t>PASSED</w:t>
+            </w:r>
+          </w:p>
+        </w:tc>
+      </w:tr>
+      <w:tr>
+        <w:tc>
+          <w:tcPr>
+            <w:tcW w:type="pct" w:w="6%"/>
+            <w:tcMar>
+              <w:top w:type="dxa" w:w="90"/>
+              <w:left w:type="dxa" w:w="110"/>
+              <w:bottom w:type="dxa" w:w="90"/>
+              <w:right w:type="dxa" w:w="110"/>
+            </w:tcMar>
+          </w:tcPr>
+          <w:p>
+            <w:pPr>
+              <w:jc w:val="left"/>
+            </w:pPr>
+            <w:r>
+              <w:rPr>
+                <w:rFonts w:ascii="Calibri" w:cs="Calibri" w:eastAsia="Calibri" w:hAnsi="Calibri"/>
+                <w:b w:val="false"/>
+                <w:bCs w:val="false"/>
+                <w:color w:val="1E293B"/>
+                <w:sz w:val="17"/>
+                <w:szCs w:val="17"/>
+              </w:rPr>
+              <w:t>69</w:t>
+            </w:r>
+          </w:p>
+        </w:tc>
+        <w:tc>
+          <w:tcPr>
+            <w:tcW w:type="pct" w:w="12%"/>
+            <w:tcMar>
+              <w:top w:type="dxa" w:w="90"/>
+              <w:left w:type="dxa" w:w="110"/>
+              <w:bottom w:type="dxa" w:w="90"/>
+              <w:right w:type="dxa" w:w="110"/>
+            </w:tcMar>
+          </w:tcPr>
+          <w:p>
+            <w:pPr>
+              <w:jc w:val="left"/>
+            </w:pPr>
+            <w:r>
+              <w:rPr>
+                <w:rFonts w:ascii="Calibri" w:cs="Calibri" w:eastAsia="Calibri" w:hAnsi="Calibri"/>
+                <w:b w:val="false"/>
+                <w:bCs w:val="false"/>
+                <w:color w:val="1E293B"/>
+                <w:sz w:val="17"/>
+                <w:szCs w:val="17"/>
+              </w:rPr>
+              <w:t>PUT</w:t>
+            </w:r>
+          </w:p>
+        </w:tc>
+        <w:tc>
+          <w:tcPr>
+            <w:tcW w:type="pct" w:w="42%"/>
+            <w:tcMar>
+              <w:top w:type="dxa" w:w="90"/>
+              <w:left w:type="dxa" w:w="110"/>
+              <w:bottom w:type="dxa" w:w="90"/>
+              <w:right w:type="dxa" w:w="110"/>
+            </w:tcMar>
+          </w:tcPr>
+          <w:p>
+            <w:pPr>
+              <w:jc w:val="left"/>
+            </w:pPr>
+            <w:r>
+              <w:rPr>
+                <w:rFonts w:ascii="Calibri" w:cs="Calibri" w:eastAsia="Calibri" w:hAnsi="Calibri"/>
+                <w:b w:val="false"/>
+                <w:bCs w:val="false"/>
+                <w:color w:val="1E293B"/>
+                <w:sz w:val="17"/>
+                <w:szCs w:val="17"/>
+              </w:rPr>
+              <w:t>/api/v1/auth/password</w:t>
+            </w:r>
+          </w:p>
+        </w:tc>
+        <w:tc>
+          <w:tcPr>
+            <w:tcW w:type="pct" w:w="18%"/>
+            <w:tcMar>
+              <w:top w:type="dxa" w:w="90"/>
+              <w:left w:type="dxa" w:w="110"/>
+              <w:bottom w:type="dxa" w:w="90"/>
+              <w:right w:type="dxa" w:w="110"/>
+            </w:tcMar>
+          </w:tcPr>
+          <w:p>
+            <w:pPr>
+              <w:jc w:val="left"/>
+            </w:pPr>
+            <w:r>
+              <w:rPr>
+                <w:rFonts w:ascii="Calibri" w:cs="Calibri" w:eastAsia="Calibri" w:hAnsi="Calibri"/>
+                <w:b w:val="false"/>
+                <w:bCs w:val="false"/>
+                <w:color w:val="1E293B"/>
+                <w:sz w:val="17"/>
+                <w:szCs w:val="17"/>
+              </w:rPr>
+              <w:t>200 OK</w:t>
+            </w:r>
+          </w:p>
+        </w:tc>
+        <w:tc>
+          <w:tcPr>
+            <w:tcW w:type="pct" w:w="22%"/>
+            <w:shd w:fill="DCFCE7" w:val="clear"/>
+            <w:tcMar>
+              <w:top w:type="dxa" w:w="90"/>
+              <w:left w:type="dxa" w:w="110"/>
+              <w:bottom w:type="dxa" w:w="90"/>
+              <w:right w:type="dxa" w:w="110"/>
+            </w:tcMar>
+          </w:tcPr>
+          <w:p>
+            <w:pPr>
+              <w:jc w:val="left"/>
+            </w:pPr>
+            <w:r>
+              <w:rPr>
+                <w:rFonts w:ascii="Calibri" w:cs="Calibri" w:eastAsia="Calibri" w:hAnsi="Calibri"/>
+                <w:b/>
+                <w:bCs/>
+                <w:color w:val="15803D"/>
+                <w:sz w:val="17"/>
+                <w:szCs w:val="17"/>
+              </w:rPr>
+              <w:t>PASSED</w:t>
+            </w:r>
+          </w:p>
+        </w:tc>
+      </w:tr>
     </w:tbl>
     <w:p>
       <w:pPr>
@@ -9818,7 +11585,7 @@
           <w:sz w:val="21"/>
           <w:szCs w:val="21"/>
         </w:rPr>
-        <w:t xml:space="preserve">Complementando los 57 endpoints, las siguientes suites unitarias especializadas en tests_unitarias/ validan la robustez interna:</w:t>
+        <w:t>Complementando los 69 endpoints, las siguientes suites unitarias especializadas en tests_unitarias/ validan la robustez interna:</w:t>
       </w:r>
     </w:p>
     <w:p>

--- a/docs/evidencia_pruebas_unitarias.docx
+++ b/docs/evidencia_pruebas_unitarias.docx
@@ -50,7 +50,7 @@
           <w:sz w:val="21"/>
           <w:szCs w:val="21"/>
         </w:rPr>
-        <w:t>Certificado de Auditoria Tecnica, Matriz de Pruebas Unitarias (138/138) e Integracion (81/81)</w:t>
+        <w:t>Certificado de Auditoria Tecnica, Matriz de Pruebas Unitarias (144/144) e Integracion (81/81)</w:t>
       </w:r>
     </w:p>
     <w:p>
@@ -139,7 +139,7 @@
                 <w:sz w:val="20"/>
                 <w:szCs w:val="20"/>
               </w:rPr>
-              <w:t>Total Suites Unitarias: 7 aprobadas | Total Pruebas Unitarias: 138 aprobadas (0 fallidas) | Cobertura de Endpoints: 69/69 (100%).</w:t>
+              <w:t>Total Suites Unitarias: 8 aprobadas | Total Pruebas Unitarias: 144 aprobadas (0 fallidas) | Cobertura de Endpoints: 69/69 (100%).</w:t>
             </w:r>
           </w:p>
         </w:tc>

--- a/docs/evidencia_pruebas_unitarias.docx
+++ b/docs/evidencia_pruebas_unitarias.docx
@@ -50,7 +50,7 @@
           <w:sz w:val="21"/>
           <w:szCs w:val="21"/>
         </w:rPr>
-        <w:t>Certificado de Auditoria Tecnica, Matriz de Pruebas Unitarias (144/144) e Integracion (81/81)</w:t>
+        <w:t>Certificado de Auditoria Tecnica, Matriz de Pruebas Unitarias (154/154) e Integracion (81/81)</w:t>
       </w:r>
     </w:p>
     <w:p>
@@ -139,7 +139,7 @@
                 <w:sz w:val="20"/>
                 <w:szCs w:val="20"/>
               </w:rPr>
-              <w:t>Total Suites Unitarias: 8 aprobadas | Total Pruebas Unitarias: 144 aprobadas (0 fallidas) | Cobertura de Endpoints: 69/69 (100%).</w:t>
+              <w:t>Total Suites Unitarias: 9 aprobadas | Total Pruebas Unitarias: 154 aprobadas (0 fallidas) | Cobertura de Endpoints: 71/71 (100%).</w:t>
             </w:r>
           </w:p>
         </w:tc>
@@ -906,7 +906,7 @@
                 <w:sz w:val="17"/>
                 <w:szCs w:val="17"/>
               </w:rPr>
-              <w:t xml:space="preserve">4</w:t>
+              <w:t>6</w:t>
             </w:r>
           </w:p>
         </w:tc>
@@ -933,7 +933,7 @@
                 <w:sz w:val="17"/>
                 <w:szCs w:val="17"/>
               </w:rPr>
-              <w:t xml:space="preserve">Escaneo PDF, confirmacion costos, ingesta y catalogo</w:t>
+              <w:t>Escaneo PDF, confirmacion de costos, ingesta, catalogo, cola offline y reintento de digitalizacion</w:t>
             </w:r>
           </w:p>
         </w:tc>
@@ -1796,7 +1796,7 @@
                 <w:sz w:val="19"/>
                 <w:szCs w:val="19"/>
               </w:rPr>
-              <w:t>69</w:t>
+              <w:t>71</w:t>
             </w:r>
           </w:p>
         </w:tc>
@@ -1864,7 +1864,7 @@
         <w:spacing w:after="140" w:before="360"/>
       </w:pPr>
       <w:r>
-        <w:t>3. Detalle Individual de los 69 Endpoints Verificados</w:t>
+        <w:t>3. Detalle Individual de los 71 Endpoints Verificados</w:t>
       </w:r>
     </w:p>
     <w:p>
@@ -11564,6 +11564,282 @@
           </w:p>
         </w:tc>
       </w:tr>
+      <w:tr>
+        <w:tc>
+          <w:tcPr>
+            <w:tcW w:type="pct" w:w="6%"/>
+            <w:tcMar>
+              <w:top w:type="dxa" w:w="90"/>
+              <w:left w:type="dxa" w:w="110"/>
+              <w:bottom w:type="dxa" w:w="90"/>
+              <w:right w:type="dxa" w:w="110"/>
+            </w:tcMar>
+          </w:tcPr>
+          <w:p>
+            <w:pPr>
+              <w:jc w:val="left"/>
+            </w:pPr>
+            <w:r>
+              <w:rPr>
+                <w:rFonts w:ascii="Calibri" w:cs="Calibri" w:eastAsia="Calibri" w:hAnsi="Calibri"/>
+                <w:b w:val="false"/>
+                <w:bCs w:val="false"/>
+                <w:color w:val="1E293B"/>
+                <w:sz w:val="17"/>
+                <w:szCs w:val="17"/>
+              </w:rPr>
+              <w:t>70</w:t>
+            </w:r>
+          </w:p>
+        </w:tc>
+        <w:tc>
+          <w:tcPr>
+            <w:tcW w:type="pct" w:w="12%"/>
+            <w:tcMar>
+              <w:top w:type="dxa" w:w="90"/>
+              <w:left w:type="dxa" w:w="110"/>
+              <w:bottom w:type="dxa" w:w="90"/>
+              <w:right w:type="dxa" w:w="110"/>
+            </w:tcMar>
+          </w:tcPr>
+          <w:p>
+            <w:pPr>
+              <w:jc w:val="left"/>
+            </w:pPr>
+            <w:r>
+              <w:rPr>
+                <w:rFonts w:ascii="Calibri" w:cs="Calibri" w:eastAsia="Calibri" w:hAnsi="Calibri"/>
+                <w:b w:val="false"/>
+                <w:bCs w:val="false"/>
+                <w:color w:val="1E293B"/>
+                <w:sz w:val="17"/>
+                <w:szCs w:val="17"/>
+              </w:rPr>
+              <w:t>GET</w:t>
+            </w:r>
+          </w:p>
+        </w:tc>
+        <w:tc>
+          <w:tcPr>
+            <w:tcW w:type="pct" w:w="42%"/>
+            <w:tcMar>
+              <w:top w:type="dxa" w:w="90"/>
+              <w:left w:type="dxa" w:w="110"/>
+              <w:bottom w:type="dxa" w:w="90"/>
+              <w:right w:type="dxa" w:w="110"/>
+            </w:tcMar>
+          </w:tcPr>
+          <w:p>
+            <w:pPr>
+              <w:jc w:val="left"/>
+            </w:pPr>
+            <w:r>
+              <w:rPr>
+                <w:rFonts w:ascii="Calibri" w:cs="Calibri" w:eastAsia="Calibri" w:hAnsi="Calibri"/>
+                <w:b w:val="false"/>
+                <w:bCs w:val="false"/>
+                <w:color w:val="1E293B"/>
+                <w:sz w:val="17"/>
+                <w:szCs w:val="17"/>
+              </w:rPr>
+              <w:t>/api/v1/invoices/pending</w:t>
+            </w:r>
+          </w:p>
+        </w:tc>
+        <w:tc>
+          <w:tcPr>
+            <w:tcW w:type="pct" w:w="18%"/>
+            <w:tcMar>
+              <w:top w:type="dxa" w:w="90"/>
+              <w:left w:type="dxa" w:w="110"/>
+              <w:bottom w:type="dxa" w:w="90"/>
+              <w:right w:type="dxa" w:w="110"/>
+            </w:tcMar>
+          </w:tcPr>
+          <w:p>
+            <w:pPr>
+              <w:jc w:val="left"/>
+            </w:pPr>
+            <w:r>
+              <w:rPr>
+                <w:rFonts w:ascii="Calibri" w:cs="Calibri" w:eastAsia="Calibri" w:hAnsi="Calibri"/>
+                <w:b w:val="false"/>
+                <w:bCs w:val="false"/>
+                <w:color w:val="1E293B"/>
+                <w:sz w:val="17"/>
+                <w:szCs w:val="17"/>
+              </w:rPr>
+              <w:t>200 OK</w:t>
+            </w:r>
+          </w:p>
+        </w:tc>
+        <w:tc>
+          <w:tcPr>
+            <w:tcW w:type="pct" w:w="22%"/>
+            <w:shd w:fill="DCFCE7" w:val="clear"/>
+            <w:tcMar>
+              <w:top w:type="dxa" w:w="90"/>
+              <w:left w:type="dxa" w:w="110"/>
+              <w:bottom w:type="dxa" w:w="90"/>
+              <w:right w:type="dxa" w:w="110"/>
+            </w:tcMar>
+          </w:tcPr>
+          <w:p>
+            <w:pPr>
+              <w:jc w:val="left"/>
+            </w:pPr>
+            <w:r>
+              <w:rPr>
+                <w:rFonts w:ascii="Calibri" w:cs="Calibri" w:eastAsia="Calibri" w:hAnsi="Calibri"/>
+                <w:b/>
+                <w:bCs/>
+                <w:color w:val="15803D"/>
+                <w:sz w:val="17"/>
+                <w:szCs w:val="17"/>
+              </w:rPr>
+              <w:t>PASSED</w:t>
+            </w:r>
+          </w:p>
+        </w:tc>
+      </w:tr>
+      <w:tr>
+        <w:tc>
+          <w:tcPr>
+            <w:tcW w:type="pct" w:w="6%"/>
+            <w:tcMar>
+              <w:top w:type="dxa" w:w="90"/>
+              <w:left w:type="dxa" w:w="110"/>
+              <w:bottom w:type="dxa" w:w="90"/>
+              <w:right w:type="dxa" w:w="110"/>
+            </w:tcMar>
+          </w:tcPr>
+          <w:p>
+            <w:pPr>
+              <w:jc w:val="left"/>
+            </w:pPr>
+            <w:r>
+              <w:rPr>
+                <w:rFonts w:ascii="Calibri" w:cs="Calibri" w:eastAsia="Calibri" w:hAnsi="Calibri"/>
+                <w:b w:val="false"/>
+                <w:bCs w:val="false"/>
+                <w:color w:val="1E293B"/>
+                <w:sz w:val="17"/>
+                <w:szCs w:val="17"/>
+              </w:rPr>
+              <w:t>71</w:t>
+            </w:r>
+          </w:p>
+        </w:tc>
+        <w:tc>
+          <w:tcPr>
+            <w:tcW w:type="pct" w:w="12%"/>
+            <w:tcMar>
+              <w:top w:type="dxa" w:w="90"/>
+              <w:left w:type="dxa" w:w="110"/>
+              <w:bottom w:type="dxa" w:w="90"/>
+              <w:right w:type="dxa" w:w="110"/>
+            </w:tcMar>
+          </w:tcPr>
+          <w:p>
+            <w:pPr>
+              <w:jc w:val="left"/>
+            </w:pPr>
+            <w:r>
+              <w:rPr>
+                <w:rFonts w:ascii="Calibri" w:cs="Calibri" w:eastAsia="Calibri" w:hAnsi="Calibri"/>
+                <w:b w:val="false"/>
+                <w:bCs w:val="false"/>
+                <w:color w:val="1E293B"/>
+                <w:sz w:val="17"/>
+                <w:szCs w:val="17"/>
+              </w:rPr>
+              <w:t>POST</w:t>
+            </w:r>
+          </w:p>
+        </w:tc>
+        <w:tc>
+          <w:tcPr>
+            <w:tcW w:type="pct" w:w="42%"/>
+            <w:tcMar>
+              <w:top w:type="dxa" w:w="90"/>
+              <w:left w:type="dxa" w:w="110"/>
+              <w:bottom w:type="dxa" w:w="90"/>
+              <w:right w:type="dxa" w:w="110"/>
+            </w:tcMar>
+          </w:tcPr>
+          <w:p>
+            <w:pPr>
+              <w:jc w:val="left"/>
+            </w:pPr>
+            <w:r>
+              <w:rPr>
+                <w:rFonts w:ascii="Calibri" w:cs="Calibri" w:eastAsia="Calibri" w:hAnsi="Calibri"/>
+                <w:b w:val="false"/>
+                <w:bCs w:val="false"/>
+                <w:color w:val="1E293B"/>
+                <w:sz w:val="17"/>
+                <w:szCs w:val="17"/>
+              </w:rPr>
+              <w:t>/api/v1/invoices/process-pending</w:t>
+            </w:r>
+          </w:p>
+        </w:tc>
+        <w:tc>
+          <w:tcPr>
+            <w:tcW w:type="pct" w:w="18%"/>
+            <w:tcMar>
+              <w:top w:type="dxa" w:w="90"/>
+              <w:left w:type="dxa" w:w="110"/>
+              <w:bottom w:type="dxa" w:w="90"/>
+              <w:right w:type="dxa" w:w="110"/>
+            </w:tcMar>
+          </w:tcPr>
+          <w:p>
+            <w:pPr>
+              <w:jc w:val="left"/>
+            </w:pPr>
+            <w:r>
+              <w:rPr>
+                <w:rFonts w:ascii="Calibri" w:cs="Calibri" w:eastAsia="Calibri" w:hAnsi="Calibri"/>
+                <w:b w:val="false"/>
+                <w:bCs w:val="false"/>
+                <w:color w:val="1E293B"/>
+                <w:sz w:val="17"/>
+                <w:szCs w:val="17"/>
+              </w:rPr>
+              <w:t>200 OK</w:t>
+            </w:r>
+          </w:p>
+        </w:tc>
+        <w:tc>
+          <w:tcPr>
+            <w:tcW w:type="pct" w:w="22%"/>
+            <w:shd w:fill="DCFCE7" w:val="clear"/>
+            <w:tcMar>
+              <w:top w:type="dxa" w:w="90"/>
+              <w:left w:type="dxa" w:w="110"/>
+              <w:bottom w:type="dxa" w:w="90"/>
+              <w:right w:type="dxa" w:w="110"/>
+            </w:tcMar>
+          </w:tcPr>
+          <w:p>
+            <w:pPr>
+              <w:jc w:val="left"/>
+            </w:pPr>
+            <w:r>
+              <w:rPr>
+                <w:rFonts w:ascii="Calibri" w:cs="Calibri" w:eastAsia="Calibri" w:hAnsi="Calibri"/>
+                <w:b/>
+                <w:bCs/>
+                <w:color w:val="15803D"/>
+                <w:sz w:val="17"/>
+                <w:szCs w:val="17"/>
+              </w:rPr>
+              <w:t>PASSED</w:t>
+            </w:r>
+          </w:p>
+        </w:tc>
+      </w:tr>
     </w:tbl>
     <w:p>
       <w:pPr>
@@ -11585,7 +11861,7 @@
           <w:sz w:val="21"/>
           <w:szCs w:val="21"/>
         </w:rPr>
-        <w:t>Complementando los 69 endpoints, las siguientes suites unitarias especializadas en tests_unitarias/ validan la robustez interna:</w:t>
+        <w:t>Complementando los 71 endpoints, las siguientes suites unitarias especializadas en tests_unitarias/ validan la robustez interna:</w:t>
       </w:r>
     </w:p>
     <w:p>

--- a/docs/evidencia_pruebas_unitarias.docx
+++ b/docs/evidencia_pruebas_unitarias.docx
@@ -50,7 +50,7 @@
           <w:sz w:val="21"/>
           <w:szCs w:val="21"/>
         </w:rPr>
-        <w:t>Certificado de Auditoria Tecnica, Matriz de Pruebas Unitarias (154/154) e Integracion (81/81)</w:t>
+        <w:t>Certificado de Auditoria Tecnica, Matriz de Pruebas Unitarias (163/163) e Integracion (81/81)</w:t>
       </w:r>
     </w:p>
     <w:p>
@@ -139,7 +139,7 @@
                 <w:sz w:val="20"/>
                 <w:szCs w:val="20"/>
               </w:rPr>
-              <w:t>Total Suites Unitarias: 9 aprobadas | Total Pruebas Unitarias: 154 aprobadas (0 fallidas) | Cobertura de Endpoints: 71/71 (100%).</w:t>
+              <w:t>Total Suites Unitarias: 10 aprobadas | Total Pruebas Unitarias: 163 aprobadas (0 fallidas) | Cobertura de Endpoints: 72/72 (100%).</w:t>
             </w:r>
           </w:p>
         </w:tc>
@@ -906,7 +906,7 @@
                 <w:sz w:val="17"/>
                 <w:szCs w:val="17"/>
               </w:rPr>
-              <w:t>6</w:t>
+              <w:t>7</w:t>
             </w:r>
           </w:p>
         </w:tc>
@@ -933,7 +933,7 @@
                 <w:sz w:val="17"/>
                 <w:szCs w:val="17"/>
               </w:rPr>
-              <w:t>Escaneo PDF, confirmacion de costos, ingesta, catalogo, cola offline y reintento de digitalizacion</w:t>
+              <w:t>Escaneo, confirmacion, ingesta, catalogo, cola offline, reintento y respaldo documental de la compra</w:t>
             </w:r>
           </w:p>
         </w:tc>
@@ -1796,7 +1796,7 @@
                 <w:sz w:val="19"/>
                 <w:szCs w:val="19"/>
               </w:rPr>
-              <w:t>71</w:t>
+              <w:t>72</w:t>
             </w:r>
           </w:p>
         </w:tc>
@@ -1864,7 +1864,7 @@
         <w:spacing w:after="140" w:before="360"/>
       </w:pPr>
       <w:r>
-        <w:t>3. Detalle Individual de los 71 Endpoints Verificados</w:t>
+        <w:t>3. Detalle Individual de los 72 Endpoints Verificados</w:t>
       </w:r>
     </w:p>
     <w:p>
@@ -11840,6 +11840,144 @@
           </w:p>
         </w:tc>
       </w:tr>
+      <w:tr>
+        <w:tc>
+          <w:tcPr>
+            <w:tcW w:type="pct" w:w="6%"/>
+            <w:tcMar>
+              <w:top w:type="dxa" w:w="90"/>
+              <w:left w:type="dxa" w:w="110"/>
+              <w:bottom w:type="dxa" w:w="90"/>
+              <w:right w:type="dxa" w:w="110"/>
+            </w:tcMar>
+          </w:tcPr>
+          <w:p>
+            <w:pPr>
+              <w:jc w:val="left"/>
+            </w:pPr>
+            <w:r>
+              <w:rPr>
+                <w:rFonts w:ascii="Calibri" w:cs="Calibri" w:eastAsia="Calibri" w:hAnsi="Calibri"/>
+                <w:b w:val="false"/>
+                <w:bCs w:val="false"/>
+                <w:color w:val="1E293B"/>
+                <w:sz w:val="17"/>
+                <w:szCs w:val="17"/>
+              </w:rPr>
+              <w:t>72</w:t>
+            </w:r>
+          </w:p>
+        </w:tc>
+        <w:tc>
+          <w:tcPr>
+            <w:tcW w:type="pct" w:w="12%"/>
+            <w:tcMar>
+              <w:top w:type="dxa" w:w="90"/>
+              <w:left w:type="dxa" w:w="110"/>
+              <w:bottom w:type="dxa" w:w="90"/>
+              <w:right w:type="dxa" w:w="110"/>
+            </w:tcMar>
+          </w:tcPr>
+          <w:p>
+            <w:pPr>
+              <w:jc w:val="left"/>
+            </w:pPr>
+            <w:r>
+              <w:rPr>
+                <w:rFonts w:ascii="Calibri" w:cs="Calibri" w:eastAsia="Calibri" w:hAnsi="Calibri"/>
+                <w:b w:val="false"/>
+                <w:bCs w:val="false"/>
+                <w:color w:val="1E293B"/>
+                <w:sz w:val="17"/>
+                <w:szCs w:val="17"/>
+              </w:rPr>
+              <w:t>GET</w:t>
+            </w:r>
+          </w:p>
+        </w:tc>
+        <w:tc>
+          <w:tcPr>
+            <w:tcW w:type="pct" w:w="42%"/>
+            <w:tcMar>
+              <w:top w:type="dxa" w:w="90"/>
+              <w:left w:type="dxa" w:w="110"/>
+              <w:bottom w:type="dxa" w:w="90"/>
+              <w:right w:type="dxa" w:w="110"/>
+            </w:tcMar>
+          </w:tcPr>
+          <w:p>
+            <w:pPr>
+              <w:jc w:val="left"/>
+            </w:pPr>
+            <w:r>
+              <w:rPr>
+                <w:rFonts w:ascii="Calibri" w:cs="Calibri" w:eastAsia="Calibri" w:hAnsi="Calibri"/>
+                <w:b w:val="false"/>
+                <w:bCs w:val="false"/>
+                <w:color w:val="1E293B"/>
+                <w:sz w:val="17"/>
+                <w:szCs w:val="17"/>
+              </w:rPr>
+              <w:t>/api/v1/invoices/:id/document</w:t>
+            </w:r>
+          </w:p>
+        </w:tc>
+        <w:tc>
+          <w:tcPr>
+            <w:tcW w:type="pct" w:w="18%"/>
+            <w:tcMar>
+              <w:top w:type="dxa" w:w="90"/>
+              <w:left w:type="dxa" w:w="110"/>
+              <w:bottom w:type="dxa" w:w="90"/>
+              <w:right w:type="dxa" w:w="110"/>
+            </w:tcMar>
+          </w:tcPr>
+          <w:p>
+            <w:pPr>
+              <w:jc w:val="left"/>
+            </w:pPr>
+            <w:r>
+              <w:rPr>
+                <w:rFonts w:ascii="Calibri" w:cs="Calibri" w:eastAsia="Calibri" w:hAnsi="Calibri"/>
+                <w:b w:val="false"/>
+                <w:bCs w:val="false"/>
+                <w:color w:val="1E293B"/>
+                <w:sz w:val="17"/>
+                <w:szCs w:val="17"/>
+              </w:rPr>
+              <w:t>200 OK</w:t>
+            </w:r>
+          </w:p>
+        </w:tc>
+        <w:tc>
+          <w:tcPr>
+            <w:tcW w:type="pct" w:w="22%"/>
+            <w:shd w:fill="DCFCE7" w:val="clear"/>
+            <w:tcMar>
+              <w:top w:type="dxa" w:w="90"/>
+              <w:left w:type="dxa" w:w="110"/>
+              <w:bottom w:type="dxa" w:w="90"/>
+              <w:right w:type="dxa" w:w="110"/>
+            </w:tcMar>
+          </w:tcPr>
+          <w:p>
+            <w:pPr>
+              <w:jc w:val="left"/>
+            </w:pPr>
+            <w:r>
+              <w:rPr>
+                <w:rFonts w:ascii="Calibri" w:cs="Calibri" w:eastAsia="Calibri" w:hAnsi="Calibri"/>
+                <w:b/>
+                <w:bCs/>
+                <w:color w:val="15803D"/>
+                <w:sz w:val="17"/>
+                <w:szCs w:val="17"/>
+              </w:rPr>
+              <w:t>PASSED</w:t>
+            </w:r>
+          </w:p>
+        </w:tc>
+      </w:tr>
     </w:tbl>
     <w:p>
       <w:pPr>
@@ -11861,7 +11999,7 @@
           <w:sz w:val="21"/>
           <w:szCs w:val="21"/>
         </w:rPr>
-        <w:t>Complementando los 71 endpoints, las siguientes suites unitarias especializadas en tests_unitarias/ validan la robustez interna:</w:t>
+        <w:t>Complementando los 72 endpoints, las siguientes suites unitarias especializadas en tests_unitarias/ validan la robustez interna:</w:t>
       </w:r>
     </w:p>
     <w:p>

--- a/docs/evidencia_pruebas_unitarias.docx
+++ b/docs/evidencia_pruebas_unitarias.docx
@@ -50,7 +50,7 @@
           <w:sz w:val="21"/>
           <w:szCs w:val="21"/>
         </w:rPr>
-        <w:t>Certificado de Auditoria Tecnica, Matriz de Pruebas Unitarias (163/163) e Integracion (81/81)</w:t>
+        <w:t>Certificado de Auditoria Tecnica, Matriz de Pruebas Unitarias (172/172) e Integracion (81/81)</w:t>
       </w:r>
     </w:p>
     <w:p>
@@ -139,7 +139,7 @@
                 <w:sz w:val="20"/>
                 <w:szCs w:val="20"/>
               </w:rPr>
-              <w:t>Total Suites Unitarias: 10 aprobadas | Total Pruebas Unitarias: 163 aprobadas (0 fallidas) | Cobertura de Endpoints: 72/72 (100%).</w:t>
+              <w:t>Total Suites Unitarias: 11 aprobadas | Total Pruebas Unitarias: 172 aprobadas (0 fallidas) | Cobertura de Endpoints: 72/72 (100%).</w:t>
             </w:r>
           </w:p>
         </w:tc>

--- a/docs/evidencia_pruebas_unitarias.docx
+++ b/docs/evidencia_pruebas_unitarias.docx
@@ -50,7 +50,7 @@
           <w:sz w:val="21"/>
           <w:szCs w:val="21"/>
         </w:rPr>
-        <w:t>Certificado de Auditoria Tecnica, Matriz de Pruebas Unitarias (172/172) e Integracion (81/81)</w:t>
+        <w:t>Certificado de Auditoria Tecnica, Matriz de Pruebas Unitarias (188/188) e Integracion (81/81)</w:t>
       </w:r>
     </w:p>
     <w:p>
@@ -139,7 +139,7 @@
                 <w:sz w:val="20"/>
                 <w:szCs w:val="20"/>
               </w:rPr>
-              <w:t>Total Suites Unitarias: 11 aprobadas | Total Pruebas Unitarias: 172 aprobadas (0 fallidas) | Cobertura de Endpoints: 72/72 (100%).</w:t>
+              <w:t>Total Suites Unitarias: 12 aprobadas | Total Pruebas Unitarias: 188 aprobadas (0 fallidas) | Cobertura de Endpoints: 72/72 (100%).</w:t>
             </w:r>
           </w:p>
         </w:tc>

--- a/docs/evidencia_pruebas_unitarias.docx
+++ b/docs/evidencia_pruebas_unitarias.docx
@@ -50,7 +50,7 @@
           <w:sz w:val="21"/>
           <w:szCs w:val="21"/>
         </w:rPr>
-        <w:t>Certificado de Auditoria Tecnica, Matriz de Pruebas Unitarias (188/188) e Integracion (81/81)</w:t>
+        <w:t>Certificado de Auditoria Tecnica, Matriz de Pruebas Unitarias (193/193) e Integracion (87/87)</w:t>
       </w:r>
     </w:p>
     <w:p>
@@ -139,7 +139,7 @@
                 <w:sz w:val="20"/>
                 <w:szCs w:val="20"/>
               </w:rPr>
-              <w:t>Total Suites Unitarias: 12 aprobadas | Total Pruebas Unitarias: 188 aprobadas (0 fallidas) | Cobertura de Endpoints: 72/72 (100%).</w:t>
+              <w:t>Total Suites Unitarias: 13 aprobadas | Total Pruebas Unitarias: 193 aprobadas (0 fallidas) | Cobertura de Endpoints: 72/72 (100%).</w:t>
             </w:r>
           </w:p>
         </w:tc>

--- a/docs/evidencia_pruebas_unitarias.docx
+++ b/docs/evidencia_pruebas_unitarias.docx
@@ -50,7 +50,7 @@
           <w:sz w:val="21"/>
           <w:szCs w:val="21"/>
         </w:rPr>
-        <w:t>Certificado de Auditoria Tecnica, Matriz de Pruebas Unitarias (193/193) e Integracion (87/87)</w:t>
+        <w:t>Certificado de Auditoria Tecnica, Matriz de Pruebas Unitarias (199/199) e Integracion (87/87)</w:t>
       </w:r>
     </w:p>
     <w:p>
@@ -139,7 +139,7 @@
                 <w:sz w:val="20"/>
                 <w:szCs w:val="20"/>
               </w:rPr>
-              <w:t>Total Suites Unitarias: 13 aprobadas | Total Pruebas Unitarias: 193 aprobadas (0 fallidas) | Cobertura de Endpoints: 72/72 (100%).</w:t>
+              <w:t>Total Suites Unitarias: 14 aprobadas | Total Pruebas Unitarias: 199 aprobadas (0 fallidas) | Cobertura de Endpoints: 72/72 (100%).</w:t>
             </w:r>
           </w:p>
         </w:tc>

--- a/docs/evidencia_pruebas_unitarias.docx
+++ b/docs/evidencia_pruebas_unitarias.docx
@@ -50,7 +50,7 @@
           <w:sz w:val="21"/>
           <w:szCs w:val="21"/>
         </w:rPr>
-        <w:t>Certificado de Auditoria Tecnica, Matriz de Pruebas Unitarias (199/199) e Integracion (87/87)</w:t>
+        <w:t>Certificado de Auditoria Tecnica, Matriz de Pruebas Unitarias (211/211) e Integracion (87/87)</w:t>
       </w:r>
     </w:p>
     <w:p>
@@ -139,7 +139,7 @@
                 <w:sz w:val="20"/>
                 <w:szCs w:val="20"/>
               </w:rPr>
-              <w:t>Total Suites Unitarias: 14 aprobadas | Total Pruebas Unitarias: 199 aprobadas (0 fallidas) | Cobertura de Endpoints: 72/72 (100%).</w:t>
+              <w:t>Total Suites Unitarias: 15 aprobadas | Total Pruebas Unitarias: 211 aprobadas (0 fallidas) | Cobertura de Endpoints: 72/72 (100%).</w:t>
             </w:r>
           </w:p>
         </w:tc>

--- a/docs/evidencia_pruebas_unitarias.docx
+++ b/docs/evidencia_pruebas_unitarias.docx
@@ -50,7 +50,7 @@
           <w:sz w:val="21"/>
           <w:szCs w:val="21"/>
         </w:rPr>
-        <w:t>Certificado de Auditoria Tecnica, Matriz de Pruebas Unitarias (211/211) e Integracion (87/87)</w:t>
+        <w:t>Certificado de Auditoria Tecnica, Matriz de Pruebas Unitarias (216/216) e Integracion (87/87)</w:t>
       </w:r>
     </w:p>
     <w:p>
@@ -139,7 +139,7 @@
                 <w:sz w:val="20"/>
                 <w:szCs w:val="20"/>
               </w:rPr>
-              <w:t>Total Suites Unitarias: 15 aprobadas | Total Pruebas Unitarias: 211 aprobadas (0 fallidas) | Cobertura de Endpoints: 72/72 (100%).</w:t>
+              <w:t>Total Suites Unitarias: 16 aprobadas | Total Pruebas Unitarias: 216 aprobadas (0 fallidas) | Cobertura de Endpoints: 72/72 (100%).</w:t>
             </w:r>
           </w:p>
         </w:tc>

--- a/docs/evidencia_pruebas_unitarias.docx
+++ b/docs/evidencia_pruebas_unitarias.docx
@@ -50,7 +50,7 @@
           <w:sz w:val="21"/>
           <w:szCs w:val="21"/>
         </w:rPr>
-        <w:t>Certificado de Auditoria Tecnica, Matriz de Pruebas Unitarias (216/216) e Integracion (87/87)</w:t>
+        <w:t>Certificado de Auditoria Tecnica, Matriz de Pruebas Unitarias (221/221) e Integracion (87/87)</w:t>
       </w:r>
     </w:p>
     <w:p>
@@ -139,7 +139,7 @@
                 <w:sz w:val="20"/>
                 <w:szCs w:val="20"/>
               </w:rPr>
-              <w:t>Total Suites Unitarias: 16 aprobadas | Total Pruebas Unitarias: 216 aprobadas (0 fallidas) | Cobertura de Endpoints: 72/72 (100%).</w:t>
+              <w:t>Total Suites Unitarias: 17 aprobadas | Total Pruebas Unitarias: 221 aprobadas (0 fallidas) | Cobertura de Endpoints: 72/72 (100%).</w:t>
             </w:r>
           </w:p>
         </w:tc>

--- a/docs/evidencia_pruebas_unitarias.docx
+++ b/docs/evidencia_pruebas_unitarias.docx
@@ -50,7 +50,7 @@
           <w:sz w:val="21"/>
           <w:szCs w:val="21"/>
         </w:rPr>
-        <w:t>Certificado de Auditoria Tecnica, Matriz de Pruebas Unitarias (221/221) e Integracion (87/87)</w:t>
+        <w:t>Certificado de Auditoria Tecnica, Matriz de Pruebas Unitarias (213/213) e Integracion (87/87)</w:t>
       </w:r>
     </w:p>
     <w:p>
@@ -139,7 +139,7 @@
                 <w:sz w:val="20"/>
                 <w:szCs w:val="20"/>
               </w:rPr>
-              <w:t>Total Suites Unitarias: 17 aprobadas | Total Pruebas Unitarias: 221 aprobadas (0 fallidas) | Cobertura de Endpoints: 72/72 (100%).</w:t>
+              <w:t>Total Suites Unitarias: 16 aprobadas | Total Pruebas Unitarias: 213 aprobadas (0 fallidas) | Cobertura de Endpoints: 69/69 (100%).</w:t>
             </w:r>
           </w:p>
         </w:tc>
@@ -1864,7 +1864,7 @@
         <w:spacing w:after="140" w:before="360"/>
       </w:pPr>
       <w:r>
-        <w:t>3. Detalle Individual de los 72 Endpoints Verificados</w:t>
+        <w:t>3. Detalle Individual de los 69 Endpoints Verificados</w:t>
       </w:r>
     </w:p>
     <w:p>
@@ -11999,7 +11999,7 @@
           <w:sz w:val="21"/>
           <w:szCs w:val="21"/>
         </w:rPr>
-        <w:t>Complementando los 72 endpoints, las siguientes suites unitarias especializadas en tests_unitarias/ validan la robustez interna:</w:t>
+        <w:t>Complementando los 69 endpoints, las siguientes suites unitarias especializadas en tests_unitarias/ validan la robustez interna:</w:t>
       </w:r>
     </w:p>
     <w:p>
